--- a/practical _documentation.docx
+++ b/practical _documentation.docx
@@ -1,9 +1,10 @@
 
 <file path=word/document.xml><?xml version="1.0" encoding="utf-8"?>
-<w:document xmlns:wpc="http://schemas.microsoft.com/office/word/2010/wordprocessingCanvas" xmlns:cx="http://schemas.microsoft.com/office/drawing/2014/chartex" xmlns:cx1="http://schemas.microsoft.com/office/drawing/2015/9/8/chartex" xmlns:mc="http://schemas.openxmlformats.org/markup-compatibility/2006" xmlns:o="urn:schemas-microsoft-com:office:office" xmlns:r="http://schemas.openxmlformats.org/officeDocument/2006/relationships" xmlns:m="http://schemas.openxmlformats.org/officeDocument/2006/math" xmlns:v="urn:schemas-microsoft-com:vml" xmlns:wp14="http://schemas.microsoft.com/office/word/2010/wordprocessingDrawing" xmlns:wp="http://schemas.openxmlformats.org/drawingml/2006/wordprocessingDrawing" xmlns:w10="urn:schemas-microsoft-com:office:word" xmlns:w="http://schemas.openxmlformats.org/wordprocessingml/2006/main" xmlns:w14="http://schemas.microsoft.com/office/word/2010/wordml" xmlns:w15="http://schemas.microsoft.com/office/word/2012/wordml" xmlns:w16se="http://schemas.microsoft.com/office/word/2015/wordml/symex" xmlns:wpg="http://schemas.microsoft.com/office/word/2010/wordprocessingGroup" xmlns:wpi="http://schemas.microsoft.com/office/word/2010/wordprocessingInk" xmlns:wne="http://schemas.microsoft.com/office/word/2006/wordml" xmlns:wps="http://schemas.microsoft.com/office/word/2010/wordprocessingShape" mc:Ignorable="w14 w15 w16se wp14">
+<w:document xmlns:o="urn:schemas-microsoft-com:office:office" xmlns:r="http://schemas.openxmlformats.org/officeDocument/2006/relationships" xmlns:v="urn:schemas-microsoft-com:vml" xmlns:w="http://schemas.openxmlformats.org/wordprocessingml/2006/main" xmlns:w10="urn:schemas-microsoft-com:office:word" xmlns:wp="http://schemas.openxmlformats.org/drawingml/2006/wordprocessingDrawing" xmlns:pic="http://schemas.openxmlformats.org/drawingml/2006/picture" xmlns:wps="http://schemas.microsoft.com/office/word/2010/wordprocessingShape" xmlns:wpg="http://schemas.microsoft.com/office/word/2010/wordprocessingGroup" xmlns:mc="http://schemas.openxmlformats.org/markup-compatibility/2006" xmlns:wp14="http://schemas.microsoft.com/office/word/2010/wordprocessingDrawing" xmlns:w14="http://schemas.microsoft.com/office/word/2010/wordml" xmlns:w15="http://schemas.microsoft.com/office/word/2012/wordml" mc:Ignorable="w14 wp14 w15">
   <w:body>
     <w:p>
       <w:pPr>
+        <w:pStyle w:val="Normal"/>
         <w:jc w:val="center"/>
         <w:rPr>
           <w:color w:val="FF0000"/>
@@ -22,6 +23,7 @@
     </w:p>
     <w:p>
       <w:pPr>
+        <w:pStyle w:val="Normal"/>
         <w:jc w:val="center"/>
         <w:rPr>
           <w:color w:val="FF0000"/>
@@ -31,11 +33,12 @@
       </w:pPr>
       <w:r>
         <w:rPr>
-          <w:noProof/>
-          <w:lang w:eastAsia="en-US" w:bidi="ar-SA"/>
+          <w:color w:val="FF0000"/>
+          <w:sz w:val="32"/>
+          <w:szCs w:val="32"/>
         </w:rPr>
         <w:drawing>
-          <wp:anchor distT="0" distB="0" distL="0" distR="0" simplePos="0" relativeHeight="251655680" behindDoc="0" locked="0" layoutInCell="0" allowOverlap="1">
+          <wp:anchor distT="0" distB="0" distL="0" distR="0" simplePos="0" relativeHeight="15" behindDoc="0" locked="0" layoutInCell="0" allowOverlap="1">
             <wp:simplePos x="0" y="0"/>
             <wp:positionH relativeFrom="column">
               <wp:posOffset>-87630</wp:posOffset>
@@ -59,10 +62,12 @@
                       <a:picLocks noChangeAspect="1" noChangeArrowheads="1"/>
                     </pic:cNvPicPr>
                   </pic:nvPicPr>
-                  <pic:blipFill rotWithShape="1">
-                    <a:blip r:embed="rId5"/>
-                    <a:srcRect l="-1323" t="11095" b="31019"/>
-                    <a:stretch/>
+                  <pic:blipFill>
+                    <a:blip r:embed="rId2"/>
+                    <a:srcRect l="-1323" t="11094" r="0" b="31017"/>
+                    <a:stretch>
+                      <a:fillRect/>
+                    </a:stretch>
                   </pic:blipFill>
                   <pic:spPr bwMode="auto">
                     <a:xfrm>
@@ -73,78 +78,56 @@
                       <a:avLst/>
                     </a:prstGeom>
                     <a:noFill/>
-                    <a:ln>
-                      <a:noFill/>
-                    </a:ln>
-                    <a:extLst>
-                      <a:ext uri="{53640926-AAD7-44D8-BBD7-CCE9431645EC}">
-                        <a14:shadowObscured xmlns:a14="http://schemas.microsoft.com/office/drawing/2010/main"/>
-                      </a:ext>
-                    </a:extLst>
                   </pic:spPr>
                 </pic:pic>
               </a:graphicData>
             </a:graphic>
-            <wp14:sizeRelH relativeFrom="margin">
-              <wp14:pctWidth>0</wp14:pctWidth>
-            </wp14:sizeRelH>
-            <wp14:sizeRelV relativeFrom="margin">
-              <wp14:pctHeight>0</wp14:pctHeight>
-            </wp14:sizeRelV>
           </wp:anchor>
         </w:drawing>
       </w:r>
     </w:p>
     <w:p>
       <w:pPr>
+        <w:pStyle w:val="Normal"/>
         <w:rPr>
           <w:color w:val="000000"/>
         </w:rPr>
       </w:pPr>
-    </w:p>
-    <w:p>
-      <w:r>
-        <w:tab/>
-      </w:r>
-      <w:r>
-        <w:tab/>
-      </w:r>
-      <w:r>
-        <w:tab/>
-      </w:r>
-      <w:r>
-        <w:tab/>
-      </w:r>
-      <w:r>
-        <w:tab/>
-      </w:r>
-      <w:r>
-        <w:tab/>
-      </w:r>
-      <w:r>
-        <w:tab/>
-      </w:r>
-      <w:r>
-        <w:tab/>
-      </w:r>
-      <w:r>
-        <w:tab/>
-      </w:r>
-      <w:r>
+      <w:r>
+        <w:rPr>
+          <w:color w:val="000000"/>
+        </w:rPr>
+      </w:r>
+    </w:p>
+    <w:p>
+      <w:pPr>
+        <w:pStyle w:val="Normal"/>
+        <w:rPr/>
+      </w:pPr>
+      <w:r>
+        <w:rPr/>
+        <w:tab/>
+        <w:tab/>
+        <w:tab/>
+        <w:tab/>
+        <w:tab/>
+        <w:tab/>
+        <w:tab/>
+        <w:tab/>
+        <w:tab/>
         <w:tab/>
       </w:r>
     </w:p>
     <w:p>
       <w:pPr>
         <w:pStyle w:val="Heading2"/>
+        <w:rPr/>
       </w:pPr>
       <w:bookmarkStart w:id="0" w:name="user-content-getting-started"/>
       <w:bookmarkEnd w:id="0"/>
       <w:r>
-        <w:t>G</w:t>
-      </w:r>
-      <w:r>
-        <w:t>etting Started</w:t>
+        <w:rPr/>
+        <w:t>Getting Started</w:t>
       </w:r>
     </w:p>
     <w:p>
@@ -152,17 +135,16 @@
         <w:pStyle w:val="BodyText"/>
         <w:numPr>
           <w:ilvl w:val="0"/>
-          <w:numId w:val="2"/>
+          <w:numId w:val="1"/>
         </w:numPr>
         <w:tabs>
-          <w:tab w:val="left" w:pos="709"/>
-        </w:tabs>
-      </w:pPr>
-      <w:r>
-        <w:t>C</w:t>
-      </w:r>
-      <w:r>
-        <w:t>heck SSH Keys</w:t>
+          <w:tab w:val="left" w:pos="709" w:leader="none"/>
+        </w:tabs>
+        <w:rPr/>
+      </w:pPr>
+      <w:r>
+        <w:rPr/>
+        <w:t>Check SSH Keys</w:t>
       </w:r>
     </w:p>
     <w:p>
@@ -170,24 +152,26 @@
         <w:pStyle w:val="BodyText"/>
         <w:numPr>
           <w:ilvl w:val="1"/>
-          <w:numId w:val="2"/>
+          <w:numId w:val="1"/>
         </w:numPr>
         <w:tabs>
-          <w:tab w:val="left" w:pos="1418"/>
-        </w:tabs>
-      </w:pPr>
-      <w:r>
+          <w:tab w:val="clear" w:pos="709"/>
+          <w:tab w:val="left" w:pos="1418" w:leader="none"/>
+        </w:tabs>
+        <w:rPr/>
+      </w:pPr>
+      <w:r>
+        <w:rPr/>
         <w:t xml:space="preserve">Go to </w:t>
       </w:r>
-      <w:proofErr w:type="spellStart"/>
       <w:r>
         <w:rPr>
           <w:rStyle w:val="SourceText"/>
         </w:rPr>
         <w:t>UserName</w:t>
       </w:r>
-      <w:proofErr w:type="spellEnd"/>
-      <w:r>
+      <w:r>
+        <w:rPr/>
         <w:t xml:space="preserve"> -&gt; </w:t>
       </w:r>
       <w:r>
@@ -197,25 +181,19 @@
         <w:t>Manage SSH Keys</w:t>
       </w:r>
       <w:r>
-        <w:t xml:space="preserve">. See if </w:t>
-      </w:r>
-      <w:proofErr w:type="gramStart"/>
-      <w:r>
-        <w:t>your</w:t>
-      </w:r>
-      <w:proofErr w:type="gramEnd"/>
-      <w:r>
-        <w:t xml:space="preserve"> public SSH key is included, if not, please upload the public key file again.</w:t>
-      </w:r>
-    </w:p>
-    <w:p>
-      <w:r>
-        <w:rPr>
-          <w:noProof/>
-          <w:lang w:eastAsia="en-US" w:bidi="ar-SA"/>
-        </w:rPr>
+        <w:rPr/>
+        <w:t>. See if your public SSH key is included, if not, please upload the public key file again.</w:t>
+      </w:r>
+    </w:p>
+    <w:p>
+      <w:pPr>
+        <w:pStyle w:val="Normal"/>
+        <w:rPr/>
+      </w:pPr>
+      <w:r>
+        <w:rPr/>
         <w:drawing>
-          <wp:anchor distT="0" distB="0" distL="0" distR="0" simplePos="0" relativeHeight="3" behindDoc="0" locked="0" layoutInCell="0" allowOverlap="1">
+          <wp:anchor distT="0" distB="0" distL="0" distR="0" simplePos="0" relativeHeight="2" behindDoc="0" locked="0" layoutInCell="0" allowOverlap="1">
             <wp:simplePos x="0" y="0"/>
             <wp:positionH relativeFrom="column">
               <wp:align>center</wp:align>
@@ -240,7 +218,7 @@
                     </pic:cNvPicPr>
                   </pic:nvPicPr>
                   <pic:blipFill>
-                    <a:blip r:embed="rId6"/>
+                    <a:blip r:embed="rId3"/>
                     <a:stretch>
                       <a:fillRect/>
                     </a:stretch>
@@ -263,14 +241,13 @@
       </w:r>
     </w:p>
     <w:p>
-      <w:r>
-        <w:rPr>
-          <w:noProof/>
-          <w:lang w:eastAsia="en-US" w:bidi="ar-SA"/>
-        </w:rPr>
-        <w:lastRenderedPageBreak/>
+      <w:pPr>
+        <w:pStyle w:val="Normal"/>
+        <w:rPr/>
+      </w:pPr>
+      <w:r>
         <w:drawing>
-          <wp:anchor distT="0" distB="0" distL="0" distR="0" simplePos="0" relativeHeight="4" behindDoc="0" locked="0" layoutInCell="0" allowOverlap="1">
+          <wp:anchor distT="0" distB="0" distL="0" distR="0" simplePos="0" relativeHeight="3" behindDoc="0" locked="0" layoutInCell="0" allowOverlap="1">
             <wp:simplePos x="0" y="0"/>
             <wp:positionH relativeFrom="column">
               <wp:align>center</wp:align>
@@ -295,7 +272,7 @@
                     </pic:cNvPicPr>
                   </pic:nvPicPr>
                   <pic:blipFill>
-                    <a:blip r:embed="rId7"/>
+                    <a:blip r:embed="rId4"/>
                     <a:stretch>
                       <a:fillRect/>
                     </a:stretch>
@@ -317,63 +294,32 @@
         </w:drawing>
       </w:r>
       <w:r>
-        <w:tab/>
-      </w:r>
-      <w:r>
-        <w:tab/>
-      </w:r>
-      <w:r>
-        <w:tab/>
-      </w:r>
-      <w:r>
-        <w:tab/>
-      </w:r>
-      <w:r>
-        <w:tab/>
-      </w:r>
-      <w:r>
-        <w:tab/>
-      </w:r>
-      <w:r>
-        <w:tab/>
-      </w:r>
-      <w:r>
-        <w:tab/>
-      </w:r>
-      <w:r>
-        <w:tab/>
-      </w:r>
-      <w:r>
-        <w:tab/>
-      </w:r>
-      <w:r>
-        <w:tab/>
-      </w:r>
-      <w:r>
-        <w:tab/>
-      </w:r>
-      <w:r>
-        <w:tab/>
-      </w:r>
-      <w:r>
-        <w:tab/>
-      </w:r>
-      <w:r>
+        <w:rPr/>
+        <w:tab/>
+        <w:tab/>
+        <w:tab/>
+        <w:tab/>
+        <w:tab/>
+        <w:tab/>
+        <w:tab/>
+        <w:tab/>
+        <w:tab/>
+        <w:tab/>
+        <w:tab/>
+        <w:tab/>
+        <w:tab/>
+        <w:tab/>
         <w:tab/>
       </w:r>
     </w:p>
     <w:p>
       <w:pPr>
         <w:pStyle w:val="BodyText"/>
-      </w:pPr>
-      <w:r>
-        <w:t>C</w:t>
-      </w:r>
-      <w:r>
-        <w:t xml:space="preserve">hange </w:t>
-      </w:r>
-      <w:r>
-        <w:t>the default shell</w:t>
+        <w:rPr/>
+      </w:pPr>
+      <w:r>
+        <w:rPr/>
+        <w:t>Change the default shell</w:t>
       </w:r>
     </w:p>
     <w:p>
@@ -381,17 +327,16 @@
         <w:pStyle w:val="BodyText"/>
         <w:numPr>
           <w:ilvl w:val="0"/>
-          <w:numId w:val="3"/>
+          <w:numId w:val="2"/>
         </w:numPr>
         <w:tabs>
-          <w:tab w:val="left" w:pos="709"/>
-        </w:tabs>
-      </w:pPr>
-      <w:r>
-        <w:t>G</w:t>
-      </w:r>
-      <w:r>
-        <w:t xml:space="preserve">o to </w:t>
+          <w:tab w:val="left" w:pos="709" w:leader="none"/>
+        </w:tabs>
+        <w:rPr/>
+      </w:pPr>
+      <w:r>
+        <w:rPr/>
+        <w:t xml:space="preserve">Go to </w:t>
       </w:r>
       <w:r>
         <w:rPr>
@@ -400,6 +345,7 @@
         <w:t>Manage Account</w:t>
       </w:r>
       <w:r>
+        <w:rPr/>
         <w:t xml:space="preserve"> -&gt; </w:t>
       </w:r>
       <w:r>
@@ -409,6 +355,7 @@
         <w:t>Default Shell</w:t>
       </w:r>
       <w:r>
+        <w:rPr/>
         <w:t xml:space="preserve">. Change default shell to </w:t>
       </w:r>
       <w:r>
@@ -418,17 +365,17 @@
         <w:t>bash</w:t>
       </w:r>
       <w:r>
+        <w:rPr/>
         <w:t xml:space="preserve"> or </w:t>
       </w:r>
-      <w:proofErr w:type="spellStart"/>
       <w:r>
         <w:rPr>
           <w:rStyle w:val="SourceText"/>
         </w:rPr>
         <w:t>zsh</w:t>
       </w:r>
-      <w:proofErr w:type="spellEnd"/>
-      <w:r>
+      <w:r>
+        <w:rPr/>
         <w:t xml:space="preserve">. We highly recommended </w:t>
       </w:r>
       <w:r>
@@ -438,17 +385,18 @@
         <w:t>bash</w:t>
       </w:r>
       <w:r>
+        <w:rPr/>
         <w:t xml:space="preserve"> since most of our script are bash script.</w:t>
       </w:r>
     </w:p>
     <w:p>
-      <w:r>
-        <w:rPr>
-          <w:noProof/>
-          <w:lang w:eastAsia="en-US" w:bidi="ar-SA"/>
-        </w:rPr>
+      <w:pPr>
+        <w:pStyle w:val="Normal"/>
+        <w:rPr/>
+      </w:pPr>
+      <w:r>
         <w:drawing>
-          <wp:anchor distT="0" distB="0" distL="0" distR="0" simplePos="0" relativeHeight="5" behindDoc="0" locked="0" layoutInCell="0" allowOverlap="1">
+          <wp:anchor distT="0" distB="0" distL="0" distR="0" simplePos="0" relativeHeight="4" behindDoc="0" locked="0" layoutInCell="0" allowOverlap="1">
             <wp:simplePos x="0" y="0"/>
             <wp:positionH relativeFrom="column">
               <wp:posOffset>367030</wp:posOffset>
@@ -473,7 +421,7 @@
                     </pic:cNvPicPr>
                   </pic:nvPicPr>
                   <pic:blipFill>
-                    <a:blip r:embed="rId8"/>
+                    <a:blip r:embed="rId5"/>
                     <a:stretch>
                       <a:fillRect/>
                     </a:stretch>
@@ -495,60 +443,41 @@
         </w:drawing>
       </w:r>
       <w:r>
-        <w:tab/>
-      </w:r>
-      <w:r>
-        <w:tab/>
-      </w:r>
-      <w:r>
-        <w:tab/>
-      </w:r>
-      <w:r>
-        <w:tab/>
-      </w:r>
-      <w:r>
-        <w:tab/>
-      </w:r>
-      <w:r>
-        <w:tab/>
-      </w:r>
-      <w:r>
-        <w:tab/>
-      </w:r>
-      <w:r>
-        <w:tab/>
-      </w:r>
-      <w:r>
-        <w:tab/>
-      </w:r>
-      <w:r>
-        <w:tab/>
-      </w:r>
-      <w:r>
-        <w:tab/>
-      </w:r>
-      <w:r>
-        <w:tab/>
-      </w:r>
-      <w:r>
+        <w:rPr/>
+        <w:tab/>
+        <w:tab/>
+        <w:tab/>
+        <w:tab/>
+        <w:tab/>
+        <w:tab/>
+        <w:tab/>
+        <w:tab/>
+        <w:tab/>
+        <w:tab/>
+        <w:tab/>
+        <w:tab/>
         <w:tab/>
       </w:r>
     </w:p>
     <w:p>
       <w:pPr>
         <w:pStyle w:val="Heading2"/>
+        <w:rPr/>
       </w:pPr>
       <w:bookmarkStart w:id="1" w:name="user-content-start-an-experiment"/>
       <w:bookmarkEnd w:id="1"/>
       <w:r>
+        <w:rPr/>
         <w:t>Start an Experiment</w:t>
       </w:r>
     </w:p>
     <w:p>
       <w:pPr>
         <w:pStyle w:val="BodyText"/>
-      </w:pPr>
-      <w:r>
+        <w:rPr/>
+      </w:pPr>
+      <w:r>
+        <w:rPr/>
         <w:t xml:space="preserve">To start a new experiment, follow the steps below. Please make sure that you </w:t>
       </w:r>
       <w:r>
@@ -558,50 +487,37 @@
         <w:t>do not create more than one active experiment per group</w:t>
       </w:r>
       <w:r>
-        <w:t xml:space="preserve">. </w:t>
-      </w:r>
-      <w:proofErr w:type="gramStart"/>
-      <w:r>
-        <w:t>Have one team member create the experiment and the other team member(s) will have access.</w:t>
-      </w:r>
-      <w:proofErr w:type="gramEnd"/>
+        <w:rPr/>
+        <w:t>. Have one team member create the experiment and the other team member(s) will have access.</w:t>
+      </w:r>
     </w:p>
     <w:p>
       <w:pPr>
         <w:pStyle w:val="BodyText"/>
         <w:numPr>
           <w:ilvl w:val="0"/>
-          <w:numId w:val="4"/>
+          <w:numId w:val="3"/>
         </w:numPr>
         <w:tabs>
-          <w:tab w:val="left" w:pos="709"/>
-        </w:tabs>
-      </w:pPr>
-      <w:r>
-        <w:lastRenderedPageBreak/>
-        <w:t xml:space="preserve">Select a profile: go to your </w:t>
-      </w:r>
-      <w:proofErr w:type="spellStart"/>
-      <w:r>
-        <w:t>Clo</w:t>
-      </w:r>
-      <w:r>
-        <w:t>udLab</w:t>
-      </w:r>
-      <w:proofErr w:type="spellEnd"/>
-      <w:r>
-        <w:t xml:space="preserve"> dashboard's </w:t>
-      </w:r>
-      <w:hyperlink r:id="rId9" w:anchor="projectprofiles" w:tgtFrame="_blank">
+          <w:tab w:val="left" w:pos="709" w:leader="none"/>
+        </w:tabs>
+        <w:rPr/>
+      </w:pPr>
+      <w:r>
+        <w:rPr/>
+        <w:t xml:space="preserve">Select a profile: go to your CloudLab dashboard's </w:t>
+      </w:r>
+      <w:hyperlink r:id="rId6" w:anchor="projectprofiles" w:tgtFrame="_blank">
         <w:r>
           <w:rPr>
             <w:rStyle w:val="Hyperlink"/>
-            <w:rFonts w:ascii="Liberation Mono" w:eastAsia="Liberation Mono" w:hAnsi="Liberation Mono" w:cs="Liberation Mono"/>
+            <w:rFonts w:eastAsia="Liberation Mono" w:cs="Liberation Mono" w:ascii="Liberation Mono" w:hAnsi="Liberation Mono"/>
           </w:rPr>
           <w:t>Project Profile</w:t>
         </w:r>
       </w:hyperlink>
       <w:r>
+        <w:rPr/>
         <w:t xml:space="preserve"> page. Go to </w:t>
       </w:r>
       <w:r>
@@ -611,6 +527,7 @@
         <w:t>csc2202-cloud-project</w:t>
       </w:r>
       <w:r>
+        <w:rPr/>
         <w:t xml:space="preserve"> profile and click </w:t>
       </w:r>
       <w:r>
@@ -620,17 +537,18 @@
         <w:t>instantiate</w:t>
       </w:r>
       <w:r>
+        <w:rPr/>
         <w:t xml:space="preserve"> button.</w:t>
       </w:r>
     </w:p>
     <w:p>
-      <w:r>
-        <w:rPr>
-          <w:noProof/>
-          <w:lang w:eastAsia="en-US" w:bidi="ar-SA"/>
-        </w:rPr>
+      <w:pPr>
+        <w:pStyle w:val="Normal"/>
+        <w:rPr/>
+      </w:pPr>
+      <w:r>
         <w:drawing>
-          <wp:anchor distT="0" distB="0" distL="0" distR="0" simplePos="0" relativeHeight="6" behindDoc="0" locked="0" layoutInCell="0" allowOverlap="1">
+          <wp:anchor distT="0" distB="0" distL="0" distR="0" simplePos="0" relativeHeight="5" behindDoc="0" locked="0" layoutInCell="0" allowOverlap="1">
             <wp:simplePos x="0" y="0"/>
             <wp:positionH relativeFrom="column">
               <wp:align>center</wp:align>
@@ -655,7 +573,7 @@
                     </pic:cNvPicPr>
                   </pic:nvPicPr>
                   <pic:blipFill>
-                    <a:blip r:embed="rId10"/>
+                    <a:blip r:embed="rId7"/>
                     <a:stretch>
                       <a:fillRect/>
                     </a:stretch>
@@ -675,14 +593,8 @@
             </a:graphic>
           </wp:anchor>
         </w:drawing>
-      </w:r>
-      <w:r>
-        <w:rPr>
-          <w:noProof/>
-          <w:lang w:eastAsia="en-US" w:bidi="ar-SA"/>
-        </w:rPr>
         <w:drawing>
-          <wp:anchor distT="0" distB="0" distL="0" distR="0" simplePos="0" relativeHeight="7" behindDoc="0" locked="0" layoutInCell="0" allowOverlap="1">
+          <wp:anchor distT="0" distB="0" distL="0" distR="0" simplePos="0" relativeHeight="6" behindDoc="0" locked="0" layoutInCell="0" allowOverlap="1">
             <wp:simplePos x="0" y="0"/>
             <wp:positionH relativeFrom="column">
               <wp:posOffset>-35560</wp:posOffset>
@@ -707,7 +619,7 @@
                     </pic:cNvPicPr>
                   </pic:nvPicPr>
                   <pic:blipFill>
-                    <a:blip r:embed="rId11"/>
+                    <a:blip r:embed="rId8"/>
                     <a:stretch>
                       <a:fillRect/>
                     </a:stretch>
@@ -729,17 +641,19 @@
         </w:drawing>
       </w:r>
       <w:r>
+        <w:rPr/>
         <w:t>After clicking the instantiate button</w:t>
       </w:r>
     </w:p>
     <w:p>
-      <w:r>
-        <w:rPr>
-          <w:noProof/>
-          <w:lang w:eastAsia="en-US" w:bidi="ar-SA"/>
-        </w:rPr>
+      <w:pPr>
+        <w:pStyle w:val="Normal"/>
+        <w:rPr/>
+      </w:pPr>
+      <w:r>
+        <w:rPr/>
         <w:drawing>
-          <wp:anchor distT="0" distB="0" distL="0" distR="0" simplePos="0" relativeHeight="251657728" behindDoc="0" locked="0" layoutInCell="0" allowOverlap="1">
+          <wp:anchor distT="0" distB="0" distL="0" distR="0" simplePos="0" relativeHeight="17" behindDoc="0" locked="0" layoutInCell="0" allowOverlap="1">
             <wp:simplePos x="0" y="0"/>
             <wp:positionH relativeFrom="column">
               <wp:posOffset>-129540</wp:posOffset>
@@ -750,7 +664,7 @@
             <wp:extent cx="6332220" cy="2756535"/>
             <wp:effectExtent l="0" t="0" r="0" b="0"/>
             <wp:wrapSquare wrapText="largest"/>
-            <wp:docPr id="8" name="Image8"/>
+            <wp:docPr id="7" name="Image8"/>
             <wp:cNvGraphicFramePr>
               <a:graphicFrameLocks xmlns:a="http://schemas.openxmlformats.org/drawingml/2006/main" noChangeAspect="1"/>
             </wp:cNvGraphicFramePr>
@@ -758,13 +672,13 @@
               <a:graphicData uri="http://schemas.openxmlformats.org/drawingml/2006/picture">
                 <pic:pic xmlns:pic="http://schemas.openxmlformats.org/drawingml/2006/picture">
                   <pic:nvPicPr>
-                    <pic:cNvPr id="8" name="Image8"/>
+                    <pic:cNvPr id="7" name="Image8"/>
                     <pic:cNvPicPr>
                       <a:picLocks noChangeAspect="1" noChangeArrowheads="1"/>
                     </pic:cNvPicPr>
                   </pic:nvPicPr>
                   <pic:blipFill>
-                    <a:blip r:embed="rId12"/>
+                    <a:blip r:embed="rId9"/>
                     <a:stretch>
                       <a:fillRect/>
                     </a:stretch>
@@ -782,24 +696,18 @@
                 </pic:pic>
               </a:graphicData>
             </a:graphic>
-            <wp14:sizeRelH relativeFrom="margin">
-              <wp14:pctWidth>0</wp14:pctWidth>
-            </wp14:sizeRelH>
-            <wp14:sizeRelV relativeFrom="margin">
-              <wp14:pctHeight>0</wp14:pctHeight>
-            </wp14:sizeRelV>
           </wp:anchor>
         </w:drawing>
       </w:r>
     </w:p>
     <w:p>
-      <w:r>
-        <w:rPr>
-          <w:noProof/>
-          <w:lang w:eastAsia="en-US" w:bidi="ar-SA"/>
-        </w:rPr>
+      <w:pPr>
+        <w:pStyle w:val="Normal"/>
+        <w:rPr/>
+      </w:pPr>
+      <w:r>
         <w:drawing>
-          <wp:anchor distT="0" distB="0" distL="0" distR="0" simplePos="0" relativeHeight="251656704" behindDoc="0" locked="0" layoutInCell="0" allowOverlap="1">
+          <wp:anchor distT="0" distB="0" distL="0" distR="0" simplePos="0" relativeHeight="16" behindDoc="0" locked="0" layoutInCell="0" allowOverlap="1">
             <wp:simplePos x="0" y="0"/>
             <wp:positionH relativeFrom="column">
               <wp:posOffset>-60960</wp:posOffset>
@@ -810,7 +718,7 @@
             <wp:extent cx="6332220" cy="2360295"/>
             <wp:effectExtent l="0" t="0" r="0" b="0"/>
             <wp:wrapSquare wrapText="largest"/>
-            <wp:docPr id="7" name="Image7"/>
+            <wp:docPr id="8" name="Image7"/>
             <wp:cNvGraphicFramePr>
               <a:graphicFrameLocks xmlns:a="http://schemas.openxmlformats.org/drawingml/2006/main" noChangeAspect="1"/>
             </wp:cNvGraphicFramePr>
@@ -818,13 +726,13 @@
               <a:graphicData uri="http://schemas.openxmlformats.org/drawingml/2006/picture">
                 <pic:pic xmlns:pic="http://schemas.openxmlformats.org/drawingml/2006/picture">
                   <pic:nvPicPr>
-                    <pic:cNvPr id="7" name="Image7"/>
+                    <pic:cNvPr id="8" name="Image7"/>
                     <pic:cNvPicPr>
                       <a:picLocks noChangeAspect="1" noChangeArrowheads="1"/>
                     </pic:cNvPicPr>
                   </pic:nvPicPr>
                   <pic:blipFill>
-                    <a:blip r:embed="rId13"/>
+                    <a:blip r:embed="rId10"/>
                     <a:stretch>
                       <a:fillRect/>
                     </a:stretch>
@@ -842,212 +750,100 @@
                 </pic:pic>
               </a:graphicData>
             </a:graphic>
-            <wp14:sizeRelH relativeFrom="margin">
-              <wp14:pctWidth>0</wp14:pctWidth>
-            </wp14:sizeRelH>
-            <wp14:sizeRelV relativeFrom="margin">
-              <wp14:pctHeight>0</wp14:pctHeight>
-            </wp14:sizeRelV>
           </wp:anchor>
         </w:drawing>
       </w:r>
       <w:r>
-        <w:tab/>
-      </w:r>
-      <w:r>
-        <w:tab/>
-      </w:r>
-      <w:r>
-        <w:tab/>
-      </w:r>
-      <w:r>
-        <w:tab/>
-      </w:r>
-      <w:r>
-        <w:tab/>
-      </w:r>
-      <w:r>
-        <w:tab/>
-      </w:r>
-      <w:r>
-        <w:tab/>
-      </w:r>
-      <w:r>
-        <w:tab/>
-      </w:r>
-      <w:r>
-        <w:tab/>
-      </w:r>
-      <w:r>
-        <w:tab/>
-      </w:r>
-      <w:r>
-        <w:tab/>
-      </w:r>
-      <w:r>
-        <w:tab/>
-      </w:r>
-      <w:r>
-        <w:tab/>
-      </w:r>
-      <w:r>
-        <w:tab/>
-      </w:r>
-      <w:r>
-        <w:tab/>
-      </w:r>
-      <w:r>
-        <w:tab/>
-      </w:r>
-    </w:p>
-    <w:p>
-      <w:r>
-        <w:tab/>
-      </w:r>
-      <w:r>
-        <w:tab/>
-      </w:r>
-      <w:r>
-        <w:tab/>
-      </w:r>
-      <w:r>
-        <w:tab/>
-      </w:r>
-      <w:r>
-        <w:tab/>
-      </w:r>
-      <w:r>
-        <w:tab/>
-      </w:r>
-      <w:r>
-        <w:tab/>
-      </w:r>
-      <w:r>
-        <w:tab/>
-      </w:r>
-      <w:r>
-        <w:tab/>
-      </w:r>
-      <w:r>
-        <w:tab/>
-      </w:r>
-      <w:r>
-        <w:tab/>
-      </w:r>
-      <w:r>
-        <w:tab/>
-      </w:r>
-      <w:r>
-        <w:tab/>
-      </w:r>
-      <w:r>
-        <w:tab/>
-      </w:r>
-      <w:r>
-        <w:lastRenderedPageBreak/>
-        <w:tab/>
-      </w:r>
-      <w:r>
-        <w:tab/>
-      </w:r>
-    </w:p>
-    <w:p>
-      <w:r>
-        <w:tab/>
-      </w:r>
-      <w:r>
-        <w:tab/>
-      </w:r>
-      <w:r>
-        <w:tab/>
-      </w:r>
-      <w:r>
-        <w:tab/>
-      </w:r>
-      <w:r>
-        <w:tab/>
-      </w:r>
-      <w:r>
-        <w:tab/>
-      </w:r>
-      <w:r>
-        <w:tab/>
-      </w:r>
-      <w:r>
-        <w:tab/>
-      </w:r>
-      <w:r>
-        <w:tab/>
-      </w:r>
-      <w:r>
-        <w:tab/>
-      </w:r>
-      <w:r>
-        <w:tab/>
-      </w:r>
-      <w:r>
-        <w:tab/>
-      </w:r>
-      <w:r>
-        <w:tab/>
-      </w:r>
-      <w:r>
-        <w:tab/>
-      </w:r>
-      <w:r>
-        <w:tab/>
-      </w:r>
-      <w:r>
-        <w:tab/>
-      </w:r>
-      <w:r>
-        <w:tab/>
-      </w:r>
-      <w:r>
-        <w:tab/>
-      </w:r>
-      <w:r>
-        <w:tab/>
-      </w:r>
-      <w:r>
-        <w:tab/>
-      </w:r>
-      <w:r>
-        <w:tab/>
-      </w:r>
-      <w:r>
-        <w:tab/>
-      </w:r>
-      <w:r>
-        <w:tab/>
-      </w:r>
-      <w:r>
-        <w:tab/>
-      </w:r>
-      <w:r>
-        <w:tab/>
-      </w:r>
-      <w:r>
-        <w:tab/>
-      </w:r>
-      <w:r>
-        <w:tab/>
-      </w:r>
-      <w:r>
-        <w:tab/>
-      </w:r>
-      <w:r>
-        <w:tab/>
-      </w:r>
-    </w:p>
-    <w:p>
-      <w:r>
-        <w:rPr>
-          <w:noProof/>
-          <w:lang w:eastAsia="en-US" w:bidi="ar-SA"/>
-        </w:rPr>
+        <w:rPr/>
+        <w:tab/>
+        <w:tab/>
+        <w:tab/>
+        <w:tab/>
+        <w:tab/>
+        <w:tab/>
+        <w:tab/>
+        <w:tab/>
+        <w:tab/>
+        <w:tab/>
+        <w:tab/>
+        <w:tab/>
+        <w:tab/>
+        <w:tab/>
+        <w:tab/>
+        <w:tab/>
+      </w:r>
+    </w:p>
+    <w:p>
+      <w:pPr>
+        <w:pStyle w:val="Normal"/>
+        <w:rPr/>
+      </w:pPr>
+      <w:r>
+        <w:rPr/>
+        <w:tab/>
+        <w:tab/>
+        <w:tab/>
+        <w:tab/>
+        <w:tab/>
+        <w:tab/>
+        <w:tab/>
+        <w:tab/>
+        <w:tab/>
+        <w:tab/>
+        <w:tab/>
+        <w:tab/>
+        <w:tab/>
+        <w:tab/>
+        <w:tab/>
+        <w:tab/>
+      </w:r>
+    </w:p>
+    <w:p>
+      <w:pPr>
+        <w:pStyle w:val="Normal"/>
+        <w:rPr/>
+      </w:pPr>
+      <w:r>
+        <w:rPr/>
+        <w:tab/>
+        <w:tab/>
+        <w:tab/>
+        <w:tab/>
+        <w:tab/>
+        <w:tab/>
+        <w:tab/>
+        <w:tab/>
+        <w:tab/>
+        <w:tab/>
+        <w:tab/>
+        <w:tab/>
+        <w:tab/>
+        <w:tab/>
+        <w:tab/>
+        <w:tab/>
+        <w:tab/>
+        <w:tab/>
+        <w:tab/>
+        <w:tab/>
+        <w:tab/>
+        <w:tab/>
+        <w:tab/>
+        <w:tab/>
+        <w:tab/>
+        <w:tab/>
+        <w:tab/>
+        <w:tab/>
+        <w:tab/>
+      </w:r>
+    </w:p>
+    <w:p>
+      <w:pPr>
+        <w:pStyle w:val="Normal"/>
+        <w:rPr/>
+      </w:pPr>
+      <w:r>
         <w:drawing>
-          <wp:anchor distT="0" distB="0" distL="0" distR="0" simplePos="0" relativeHeight="11" behindDoc="0" locked="0" layoutInCell="0" allowOverlap="1">
+          <wp:anchor distT="0" distB="0" distL="0" distR="0" simplePos="0" relativeHeight="7" behindDoc="0" locked="0" layoutInCell="0" allowOverlap="1">
             <wp:simplePos x="0" y="0"/>
             <wp:positionH relativeFrom="column">
               <wp:align>center</wp:align>
@@ -1072,7 +868,7 @@
                     </pic:cNvPicPr>
                   </pic:nvPicPr>
                   <pic:blipFill>
-                    <a:blip r:embed="rId14"/>
+                    <a:blip r:embed="rId11"/>
                     <a:stretch>
                       <a:fillRect/>
                     </a:stretch>
@@ -1094,56 +890,31 @@
         </w:drawing>
       </w:r>
       <w:r>
-        <w:tab/>
-      </w:r>
-      <w:r>
-        <w:tab/>
-      </w:r>
-      <w:r>
-        <w:tab/>
-      </w:r>
-      <w:r>
-        <w:tab/>
-      </w:r>
-      <w:r>
-        <w:tab/>
-      </w:r>
-      <w:r>
-        <w:tab/>
-      </w:r>
-      <w:r>
-        <w:tab/>
-      </w:r>
-      <w:r>
-        <w:tab/>
-      </w:r>
-      <w:r>
-        <w:tab/>
-      </w:r>
-      <w:r>
-        <w:tab/>
-      </w:r>
-      <w:r>
-        <w:tab/>
-      </w:r>
-      <w:r>
-        <w:tab/>
-      </w:r>
-      <w:r>
-        <w:tab/>
-      </w:r>
-      <w:r>
-        <w:tab/>
-      </w:r>
-    </w:p>
-    <w:p>
-      <w:r>
-        <w:rPr>
-          <w:noProof/>
-          <w:lang w:eastAsia="en-US" w:bidi="ar-SA"/>
-        </w:rPr>
+        <w:rPr/>
+        <w:tab/>
+        <w:tab/>
+        <w:tab/>
+        <w:tab/>
+        <w:tab/>
+        <w:tab/>
+        <w:tab/>
+        <w:tab/>
+        <w:tab/>
+        <w:tab/>
+        <w:tab/>
+        <w:tab/>
+        <w:tab/>
+        <w:tab/>
+      </w:r>
+    </w:p>
+    <w:p>
+      <w:pPr>
+        <w:pStyle w:val="Normal"/>
+        <w:rPr/>
+      </w:pPr>
+      <w:r>
         <w:drawing>
-          <wp:anchor distT="0" distB="0" distL="0" distR="0" simplePos="0" relativeHeight="251658752" behindDoc="0" locked="0" layoutInCell="0" allowOverlap="1">
+          <wp:anchor distT="0" distB="0" distL="0" distR="0" simplePos="0" relativeHeight="18" behindDoc="0" locked="0" layoutInCell="0" allowOverlap="1">
             <wp:simplePos x="0" y="0"/>
             <wp:positionH relativeFrom="column">
               <wp:posOffset>95250</wp:posOffset>
@@ -1168,7 +939,7 @@
                     </pic:cNvPicPr>
                   </pic:nvPicPr>
                   <pic:blipFill>
-                    <a:blip r:embed="rId15"/>
+                    <a:blip r:embed="rId12"/>
                     <a:stretch>
                       <a:fillRect/>
                     </a:stretch>
@@ -1186,49 +957,31 @@
                 </pic:pic>
               </a:graphicData>
             </a:graphic>
-            <wp14:sizeRelV relativeFrom="margin">
-              <wp14:pctHeight>0</wp14:pctHeight>
-            </wp14:sizeRelV>
           </wp:anchor>
         </w:drawing>
       </w:r>
       <w:r>
-        <w:t xml:space="preserve">I </w:t>
-      </w:r>
-      <w:proofErr w:type="gramStart"/>
-      <w:r>
-        <w:t>terminated{</w:t>
-      </w:r>
-      <w:proofErr w:type="gramEnd"/>
-      <w:r>
-        <w:t xml:space="preserve">csc26-daz-lab0} to </w:t>
-      </w:r>
-      <w:proofErr w:type="spellStart"/>
-      <w:r>
-        <w:t>expreiment</w:t>
-      </w:r>
-      <w:proofErr w:type="spellEnd"/>
-      <w:r>
-        <w:t xml:space="preserve"> shown below to </w:t>
-      </w:r>
-      <w:proofErr w:type="spellStart"/>
-      <w:r>
-        <w:t>scheduel</w:t>
-      </w:r>
-      <w:proofErr w:type="spellEnd"/>
-      <w:r>
-        <w:t xml:space="preserve"> the current time</w:t>
-      </w:r>
-    </w:p>
-    <w:p/>
-    <w:p>
-      <w:r>
-        <w:rPr>
-          <w:noProof/>
-          <w:lang w:eastAsia="en-US" w:bidi="ar-SA"/>
-        </w:rPr>
+        <w:rPr/>
+        <w:t>I terminated{csc26-daz-lab0} to expreiment shown below to scheduel the current time</w:t>
+      </w:r>
+    </w:p>
+    <w:p>
+      <w:pPr>
+        <w:pStyle w:val="Normal"/>
+        <w:rPr/>
+      </w:pPr>
+      <w:r>
+        <w:rPr/>
+      </w:r>
+    </w:p>
+    <w:p>
+      <w:pPr>
+        <w:pStyle w:val="Normal"/>
+        <w:rPr/>
+      </w:pPr>
+      <w:r>
         <w:drawing>
-          <wp:anchor distT="0" distB="0" distL="0" distR="0" simplePos="0" relativeHeight="12" behindDoc="0" locked="0" layoutInCell="0" allowOverlap="1">
+          <wp:anchor distT="0" distB="0" distL="0" distR="0" simplePos="0" relativeHeight="8" behindDoc="0" locked="0" layoutInCell="0" allowOverlap="1">
             <wp:simplePos x="0" y="0"/>
             <wp:positionH relativeFrom="column">
               <wp:posOffset>0</wp:posOffset>
@@ -1253,7 +1006,7 @@
                     </pic:cNvPicPr>
                   </pic:nvPicPr>
                   <pic:blipFill>
-                    <a:blip r:embed="rId16"/>
+                    <a:blip r:embed="rId13"/>
                     <a:stretch>
                       <a:fillRect/>
                     </a:stretch>
@@ -1274,50 +1027,29 @@
           </wp:anchor>
         </w:drawing>
       </w:r>
-      <w:proofErr w:type="gramStart"/>
-      <w:r>
-        <w:t>the</w:t>
-      </w:r>
-      <w:proofErr w:type="gramEnd"/>
-      <w:r>
-        <w:t xml:space="preserve"> one below kept pending for over 40minutes </w:t>
-      </w:r>
-      <w:proofErr w:type="spellStart"/>
-      <w:r>
-        <w:t>couse</w:t>
-      </w:r>
-      <w:proofErr w:type="spellEnd"/>
-      <w:r>
-        <w:t xml:space="preserve"> it keep for </w:t>
-      </w:r>
-      <w:proofErr w:type="spellStart"/>
-      <w:r>
-        <w:t>claster</w:t>
-      </w:r>
-      <w:proofErr w:type="spellEnd"/>
-      <w:r>
-        <w:t>/server when others are using them to be given to you. This is the new experiment {DAZ}</w:t>
-      </w:r>
-    </w:p>
-    <w:p>
-      <w:proofErr w:type="gramStart"/>
-      <w:r>
-        <w:lastRenderedPageBreak/>
-        <w:t>after</w:t>
-      </w:r>
-      <w:proofErr w:type="gramEnd"/>
-      <w:r>
-        <w:t xml:space="preserve"> it was ready to start </w:t>
-      </w:r>
-    </w:p>
-    <w:p>
-      <w:r>
-        <w:rPr>
-          <w:noProof/>
-          <w:lang w:eastAsia="en-US" w:bidi="ar-SA"/>
-        </w:rPr>
+      <w:r>
+        <w:rPr/>
+        <w:t>the one below kept pending for over 40minutes couse it keep for claster/server when others are using them to be given to you. This is the new experiment {DAZ}</w:t>
+      </w:r>
+    </w:p>
+    <w:p>
+      <w:pPr>
+        <w:pStyle w:val="Normal"/>
+        <w:rPr/>
+      </w:pPr>
+      <w:r>
+        <w:rPr/>
+        <w:t xml:space="preserve">after it was ready to start </w:t>
+      </w:r>
+    </w:p>
+    <w:p>
+      <w:pPr>
+        <w:pStyle w:val="Normal"/>
+        <w:rPr/>
+      </w:pPr>
+      <w:r>
         <w:drawing>
-          <wp:anchor distT="0" distB="0" distL="0" distR="0" simplePos="0" relativeHeight="13" behindDoc="0" locked="0" layoutInCell="0" allowOverlap="1">
+          <wp:anchor distT="0" distB="0" distL="0" distR="0" simplePos="0" relativeHeight="9" behindDoc="0" locked="0" layoutInCell="0" allowOverlap="1">
             <wp:simplePos x="0" y="0"/>
             <wp:positionH relativeFrom="column">
               <wp:align>center</wp:align>
@@ -1342,7 +1074,7 @@
                     </pic:cNvPicPr>
                   </pic:nvPicPr>
                   <pic:blipFill>
-                    <a:blip r:embed="rId17"/>
+                    <a:blip r:embed="rId14"/>
                     <a:stretch>
                       <a:fillRect/>
                     </a:stretch>
@@ -1363,21 +1095,9 @@
           </wp:anchor>
         </w:drawing>
       </w:r>
-      <w:proofErr w:type="gramStart"/>
-      <w:r>
-        <w:t>on</w:t>
-      </w:r>
-      <w:proofErr w:type="gramEnd"/>
-      <w:r>
-        <w:t xml:space="preserve"> </w:t>
-      </w:r>
-      <w:proofErr w:type="spellStart"/>
-      <w:r>
-        <w:t>cliking</w:t>
-      </w:r>
-      <w:proofErr w:type="spellEnd"/>
-      <w:r>
-        <w:t xml:space="preserve"> on the server in opened the terminal/shell</w:t>
+      <w:r>
+        <w:rPr/>
+        <w:t>on cliking on the server in opened the terminal/shell</w:t>
       </w:r>
     </w:p>
     <w:p>
@@ -1389,12 +1109,8 @@
         </w:rPr>
       </w:pPr>
       <w:r>
-        <w:rPr>
-          <w:noProof/>
-          <w:lang w:eastAsia="en-US" w:bidi="ar-SA"/>
-        </w:rPr>
         <w:drawing>
-          <wp:anchor distT="0" distB="0" distL="0" distR="0" simplePos="0" relativeHeight="14" behindDoc="0" locked="0" layoutInCell="0" allowOverlap="1">
+          <wp:anchor distT="0" distB="0" distL="0" distR="0" simplePos="0" relativeHeight="10" behindDoc="0" locked="0" layoutInCell="0" allowOverlap="1">
             <wp:simplePos x="0" y="0"/>
             <wp:positionH relativeFrom="column">
               <wp:align>center</wp:align>
@@ -1419,7 +1135,7 @@
                     </pic:cNvPicPr>
                   </pic:nvPicPr>
                   <pic:blipFill>
-                    <a:blip r:embed="rId18"/>
+                    <a:blip r:embed="rId15"/>
                     <a:stretch>
                       <a:fillRect/>
                     </a:stretch>
@@ -1451,8 +1167,10 @@
     <w:p>
       <w:pPr>
         <w:pStyle w:val="BodyText"/>
-      </w:pPr>
-      <w:r>
+        <w:rPr/>
+      </w:pPr>
+      <w:r>
+        <w:rPr/>
         <w:t xml:space="preserve">Click </w:t>
       </w:r>
       <w:r>
@@ -1462,6 +1180,7 @@
         <w:t>List View</w:t>
       </w:r>
       <w:r>
+        <w:rPr/>
         <w:t xml:space="preserve">, and you will find SSH commands to access each node. You can start logging in once all machines in the experiment are </w:t>
       </w:r>
       <w:r>
@@ -1471,6 +1190,7 @@
         <w:t>ready</w:t>
       </w:r>
       <w:r>
+        <w:rPr/>
         <w:t xml:space="preserve"> and their </w:t>
       </w:r>
       <w:r>
@@ -1480,6 +1200,7 @@
         <w:t>Startup</w:t>
       </w:r>
       <w:r>
+        <w:rPr/>
         <w:t xml:space="preserve"> column says </w:t>
       </w:r>
       <w:r>
@@ -1489,34 +1210,46 @@
         <w:t>Finished</w:t>
       </w:r>
       <w:r>
-        <w:t>. On the same tab, you can also reboot/reload yo</w:t>
-      </w:r>
-      <w:r>
-        <w:t xml:space="preserve">ur nodes if something goes wrong. You can also </w:t>
-      </w:r>
-      <w:proofErr w:type="gramStart"/>
+        <w:rPr/>
+        <w:t xml:space="preserve">. On the same tab, you can also reboot/reload your nodes if something goes wrong. You can also </w:t>
+      </w:r>
       <w:r>
         <w:rPr>
           <w:rStyle w:val="SourceText"/>
         </w:rPr>
         <w:t>Terminate</w:t>
       </w:r>
-      <w:proofErr w:type="gramEnd"/>
-      <w:r>
+      <w:r>
+        <w:rPr/>
         <w:t xml:space="preserve"> the entire experiment and start over from scratch.</w:t>
       </w:r>
     </w:p>
-    <w:p/>
-    <w:p/>
-    <w:p>
-      <w:r>
-        <w:rPr>
-          <w:noProof/>
-          <w:lang w:eastAsia="en-US" w:bidi="ar-SA"/>
-        </w:rPr>
-        <w:lastRenderedPageBreak/>
+    <w:p>
+      <w:pPr>
+        <w:pStyle w:val="Normal"/>
+        <w:rPr/>
+      </w:pPr>
+      <w:r>
+        <w:rPr/>
+      </w:r>
+    </w:p>
+    <w:p>
+      <w:pPr>
+        <w:pStyle w:val="Normal"/>
+        <w:rPr/>
+      </w:pPr>
+      <w:r>
+        <w:rPr/>
+      </w:r>
+    </w:p>
+    <w:p>
+      <w:pPr>
+        <w:pStyle w:val="Normal"/>
+        <w:rPr/>
+      </w:pPr>
+      <w:r>
         <w:drawing>
-          <wp:anchor distT="0" distB="0" distL="0" distR="0" simplePos="0" relativeHeight="15" behindDoc="0" locked="0" layoutInCell="0" allowOverlap="1">
+          <wp:anchor distT="0" distB="0" distL="0" distR="0" simplePos="0" relativeHeight="11" behindDoc="0" locked="0" layoutInCell="0" allowOverlap="1">
             <wp:simplePos x="0" y="0"/>
             <wp:positionH relativeFrom="column">
               <wp:align>center</wp:align>
@@ -1541,7 +1274,7 @@
                     </pic:cNvPicPr>
                   </pic:nvPicPr>
                   <pic:blipFill>
-                    <a:blip r:embed="rId19"/>
+                    <a:blip r:embed="rId16"/>
                     <a:stretch>
                       <a:fillRect/>
                     </a:stretch>
@@ -1563,65 +1296,34 @@
         </w:drawing>
       </w:r>
       <w:r>
-        <w:tab/>
-      </w:r>
-      <w:r>
-        <w:tab/>
-      </w:r>
-      <w:r>
-        <w:tab/>
-      </w:r>
-      <w:r>
-        <w:tab/>
-      </w:r>
-      <w:r>
-        <w:tab/>
-      </w:r>
-      <w:r>
-        <w:tab/>
-      </w:r>
-      <w:r>
-        <w:tab/>
-      </w:r>
-      <w:r>
-        <w:tab/>
-      </w:r>
-      <w:r>
-        <w:tab/>
-      </w:r>
-      <w:r>
-        <w:tab/>
-      </w:r>
-      <w:r>
-        <w:tab/>
-      </w:r>
-      <w:r>
-        <w:tab/>
-      </w:r>
-      <w:r>
-        <w:tab/>
-      </w:r>
-      <w:r>
-        <w:tab/>
-      </w:r>
-      <w:r>
-        <w:tab/>
-      </w:r>
-      <w:r>
-        <w:tab/>
-      </w:r>
-      <w:r>
-        <w:tab/>
-      </w:r>
-    </w:p>
-    <w:p>
-      <w:r>
-        <w:rPr>
-          <w:noProof/>
-          <w:lang w:eastAsia="en-US" w:bidi="ar-SA"/>
-        </w:rPr>
+        <w:rPr/>
+        <w:tab/>
+        <w:tab/>
+        <w:tab/>
+        <w:tab/>
+        <w:tab/>
+        <w:tab/>
+        <w:tab/>
+        <w:tab/>
+        <w:tab/>
+        <w:tab/>
+        <w:tab/>
+        <w:tab/>
+        <w:tab/>
+        <w:tab/>
+        <w:tab/>
+        <w:tab/>
+        <w:tab/>
+      </w:r>
+    </w:p>
+    <w:p>
+      <w:pPr>
+        <w:pStyle w:val="Normal"/>
+        <w:rPr/>
+      </w:pPr>
+      <w:r>
         <w:drawing>
-          <wp:anchor distT="0" distB="0" distL="0" distR="0" simplePos="0" relativeHeight="16" behindDoc="0" locked="0" layoutInCell="0" allowOverlap="1">
+          <wp:anchor distT="0" distB="0" distL="0" distR="0" simplePos="0" relativeHeight="12" behindDoc="0" locked="0" layoutInCell="0" allowOverlap="1">
             <wp:simplePos x="0" y="0"/>
             <wp:positionH relativeFrom="column">
               <wp:align>center</wp:align>
@@ -1646,7 +1348,7 @@
                     </pic:cNvPicPr>
                   </pic:nvPicPr>
                   <pic:blipFill>
-                    <a:blip r:embed="rId20"/>
+                    <a:blip r:embed="rId17"/>
                     <a:stretch>
                       <a:fillRect/>
                     </a:stretch>
@@ -1668,61 +1370,40 @@
         </w:drawing>
       </w:r>
       <w:r>
-        <w:tab/>
-      </w:r>
-      <w:r>
-        <w:tab/>
-      </w:r>
-      <w:r>
-        <w:tab/>
-      </w:r>
-      <w:r>
-        <w:tab/>
-      </w:r>
-      <w:r>
-        <w:tab/>
-      </w:r>
-      <w:r>
-        <w:tab/>
-      </w:r>
-      <w:r>
-        <w:tab/>
-      </w:r>
-      <w:r>
-        <w:tab/>
-      </w:r>
-      <w:r>
-        <w:tab/>
-      </w:r>
-      <w:r>
-        <w:tab/>
-      </w:r>
-      <w:r>
-        <w:tab/>
-      </w:r>
-      <w:r>
-        <w:tab/>
-      </w:r>
-      <w:r>
-        <w:tab/>
-      </w:r>
-    </w:p>
-    <w:p>
-      <w:r>
-        <w:t>here we used the public key and it kept failing but it needed private key which also failed so on making researc</w:t>
-      </w:r>
-      <w:r>
-        <w:t>h we needed to activate the key using this command “</w:t>
-      </w:r>
-    </w:p>
-    <w:p>
-      <w:r>
-        <w:rPr>
-          <w:noProof/>
-          <w:lang w:eastAsia="en-US" w:bidi="ar-SA"/>
-        </w:rPr>
+        <w:rPr/>
+        <w:tab/>
+        <w:tab/>
+        <w:tab/>
+        <w:tab/>
+        <w:tab/>
+        <w:tab/>
+        <w:tab/>
+        <w:tab/>
+        <w:tab/>
+        <w:tab/>
+        <w:tab/>
+        <w:tab/>
+        <w:tab/>
+      </w:r>
+    </w:p>
+    <w:p>
+      <w:pPr>
+        <w:pStyle w:val="Normal"/>
+        <w:rPr/>
+      </w:pPr>
+      <w:r>
+        <w:rPr/>
+        <w:t>here we used the public key and it kept failing but it needed private key which also failed so on making research we needed to activate the key using this command “</w:t>
+      </w:r>
+    </w:p>
+    <w:p>
+      <w:pPr>
+        <w:pStyle w:val="Normal"/>
+        <w:rPr/>
+      </w:pPr>
+      <w:r>
         <w:drawing>
-          <wp:anchor distT="0" distB="0" distL="0" distR="0" simplePos="0" relativeHeight="17" behindDoc="0" locked="0" layoutInCell="0" allowOverlap="1">
+          <wp:anchor distT="0" distB="0" distL="0" distR="0" simplePos="0" relativeHeight="13" behindDoc="0" locked="0" layoutInCell="0" allowOverlap="1">
             <wp:simplePos x="0" y="0"/>
             <wp:positionH relativeFrom="column">
               <wp:posOffset>36830</wp:posOffset>
@@ -1747,7 +1428,7 @@
                     </pic:cNvPicPr>
                   </pic:nvPicPr>
                   <pic:blipFill>
-                    <a:blip r:embed="rId21"/>
+                    <a:blip r:embed="rId18"/>
                     <a:stretch>
                       <a:fillRect/>
                     </a:stretch>
@@ -1769,72 +1450,53 @@
         </w:drawing>
       </w:r>
       <w:r>
-        <w:tab/>
-      </w:r>
-      <w:r>
-        <w:tab/>
-      </w:r>
-    </w:p>
-    <w:p>
-      <w:r>
-        <w:lastRenderedPageBreak/>
-        <w:tab/>
-      </w:r>
-      <w:r>
-        <w:tab/>
-      </w:r>
-      <w:r>
-        <w:tab/>
-      </w:r>
-      <w:r>
-        <w:tab/>
-      </w:r>
-      <w:r>
-        <w:tab/>
-      </w:r>
-      <w:r>
-        <w:tab/>
-      </w:r>
-      <w:r>
-        <w:tab/>
-      </w:r>
-      <w:r>
-        <w:tab/>
-      </w:r>
-      <w:r>
-        <w:tab/>
-      </w:r>
-      <w:r>
-        <w:tab/>
-      </w:r>
-      <w:r>
-        <w:tab/>
-      </w:r>
-      <w:r>
-        <w:tab/>
-      </w:r>
-      <w:r>
-        <w:tab/>
-      </w:r>
-      <w:r>
-        <w:tab/>
-      </w:r>
-      <w:r>
-        <w:tab/>
-      </w:r>
-      <w:r>
-        <w:tab/>
-      </w:r>
-    </w:p>
-    <w:p/>
-    <w:p>
-      <w:r>
-        <w:rPr>
-          <w:noProof/>
-          <w:lang w:eastAsia="en-US" w:bidi="ar-SA"/>
-        </w:rPr>
+        <w:rPr/>
+        <w:tab/>
+        <w:tab/>
+      </w:r>
+    </w:p>
+    <w:p>
+      <w:pPr>
+        <w:pStyle w:val="Normal"/>
+        <w:rPr/>
+      </w:pPr>
+      <w:r>
+        <w:rPr/>
+        <w:tab/>
+        <w:tab/>
+        <w:tab/>
+        <w:tab/>
+        <w:tab/>
+        <w:tab/>
+        <w:tab/>
+        <w:tab/>
+        <w:tab/>
+        <w:tab/>
+        <w:tab/>
+        <w:tab/>
+        <w:tab/>
+        <w:tab/>
+        <w:tab/>
+        <w:tab/>
+      </w:r>
+    </w:p>
+    <w:p>
+      <w:pPr>
+        <w:pStyle w:val="Normal"/>
+        <w:rPr/>
+      </w:pPr>
+      <w:r>
+        <w:rPr/>
+      </w:r>
+    </w:p>
+    <w:p>
+      <w:pPr>
+        <w:pStyle w:val="Normal"/>
+        <w:rPr/>
+      </w:pPr>
+      <w:r>
         <w:drawing>
-          <wp:anchor distT="0" distB="0" distL="0" distR="0" simplePos="0" relativeHeight="18" behindDoc="0" locked="0" layoutInCell="0" allowOverlap="1">
+          <wp:anchor distT="0" distB="0" distL="0" distR="0" simplePos="0" relativeHeight="14" behindDoc="0" locked="0" layoutInCell="0" allowOverlap="1">
             <wp:simplePos x="0" y="0"/>
             <wp:positionH relativeFrom="column">
               <wp:align>center</wp:align>
@@ -1859,7 +1521,7 @@
                     </pic:cNvPicPr>
                   </pic:nvPicPr>
                   <pic:blipFill>
-                    <a:blip r:embed="rId22"/>
+                    <a:blip r:embed="rId19"/>
                     <a:stretch>
                       <a:fillRect/>
                     </a:stretch>
@@ -1881,180 +1543,100 @@
         </w:drawing>
       </w:r>
       <w:r>
-        <w:tab/>
-      </w:r>
-      <w:r>
-        <w:tab/>
-      </w:r>
-      <w:r>
-        <w:tab/>
-      </w:r>
-      <w:r>
-        <w:tab/>
-      </w:r>
-      <w:r>
-        <w:tab/>
-      </w:r>
-      <w:r>
-        <w:tab/>
-      </w:r>
-      <w:r>
-        <w:tab/>
-      </w:r>
-      <w:r>
-        <w:tab/>
-      </w:r>
-      <w:r>
-        <w:tab/>
-      </w:r>
-      <w:r>
-        <w:tab/>
-      </w:r>
-      <w:r>
-        <w:tab/>
-      </w:r>
-      <w:r>
-        <w:tab/>
-      </w:r>
-      <w:r>
-        <w:tab/>
-      </w:r>
-      <w:r>
-        <w:tab/>
-      </w:r>
-      <w:r>
-        <w:tab/>
-      </w:r>
-      <w:r>
-        <w:tab/>
-      </w:r>
-    </w:p>
-    <w:p>
-      <w:r>
+        <w:rPr/>
+        <w:tab/>
+        <w:tab/>
+        <w:tab/>
+        <w:tab/>
+        <w:tab/>
+        <w:tab/>
+        <w:tab/>
+        <w:tab/>
+        <w:tab/>
+        <w:tab/>
+        <w:tab/>
+        <w:tab/>
+        <w:tab/>
+        <w:tab/>
+        <w:tab/>
+        <w:tab/>
+      </w:r>
+    </w:p>
+    <w:p>
+      <w:pPr>
+        <w:pStyle w:val="Normal"/>
+        <w:rPr/>
+      </w:pPr>
+      <w:r>
+        <w:rPr/>
         <w:t xml:space="preserve">Once </w:t>
       </w:r>
-      <w:proofErr w:type="spellStart"/>
       <w:r>
         <w:rPr>
           <w:rStyle w:val="SourceText"/>
         </w:rPr>
+        <w:t>ssh-agent</w:t>
+      </w:r>
+      <w:r>
+        <w:rPr/>
+        <w:t xml:space="preserve"> is set up, you should then run </w:t>
+      </w:r>
+      <w:r>
+        <w:rPr>
+          <w:rStyle w:val="SourceText"/>
+        </w:rPr>
+        <w:t>ssh-add</w:t>
+      </w:r>
+      <w:r>
+        <w:rPr/>
+        <w:t xml:space="preserve"> to add your SSH keys to your agent. This might require you to enter a few passwords. Once done, you can then run </w:t>
+      </w:r>
+      <w:r>
+        <w:rPr>
+          <w:rStyle w:val="SourceText"/>
+        </w:rPr>
+        <w:t>ssh -A</w:t>
+      </w:r>
+      <w:r>
+        <w:rPr/>
+        <w:t xml:space="preserve"> to login to any of the CloudLab hosts and </w:t>
+      </w:r>
+      <w:r>
+        <w:rPr>
+          <w:rStyle w:val="SourceText"/>
+        </w:rPr>
         <w:t>ssh</w:t>
       </w:r>
-      <w:proofErr w:type="spellEnd"/>
-      <w:r>
-        <w:rPr>
-          <w:rStyle w:val="SourceText"/>
-        </w:rPr>
-        <w:t>-agent</w:t>
-      </w:r>
-      <w:r>
-        <w:t xml:space="preserve"> is set up, you should then run </w:t>
-      </w:r>
-      <w:proofErr w:type="spellStart"/>
-      <w:proofErr w:type="gramStart"/>
-      <w:r>
-        <w:rPr>
-          <w:rStyle w:val="SourceText"/>
-        </w:rPr>
-        <w:t>ssh</w:t>
-      </w:r>
-      <w:proofErr w:type="spellEnd"/>
-      <w:r>
-        <w:rPr>
-          <w:rStyle w:val="SourceText"/>
-        </w:rPr>
-        <w:t>-</w:t>
-      </w:r>
-      <w:proofErr w:type="gramEnd"/>
-      <w:r>
-        <w:rPr>
-          <w:rStyle w:val="SourceText"/>
-        </w:rPr>
-        <w:t>add</w:t>
-      </w:r>
-      <w:r>
-        <w:t xml:space="preserve"> to add your SSH keys to your agent. This might require you to enter a few passwords. Once done, you can then </w:t>
-      </w:r>
-      <w:r>
-        <w:t xml:space="preserve">run </w:t>
-      </w:r>
-      <w:proofErr w:type="spellStart"/>
-      <w:proofErr w:type="gramStart"/>
-      <w:r>
-        <w:rPr>
-          <w:rStyle w:val="SourceText"/>
-        </w:rPr>
-        <w:t>ssh</w:t>
-      </w:r>
-      <w:proofErr w:type="spellEnd"/>
-      <w:proofErr w:type="gramEnd"/>
-      <w:r>
-        <w:rPr>
-          <w:rStyle w:val="SourceText"/>
-        </w:rPr>
-        <w:t xml:space="preserve"> -A</w:t>
-      </w:r>
-      <w:r>
-        <w:t xml:space="preserve"> to login to any of the </w:t>
-      </w:r>
-      <w:proofErr w:type="spellStart"/>
-      <w:r>
-        <w:t>CloudLab</w:t>
-      </w:r>
-      <w:proofErr w:type="spellEnd"/>
-      <w:r>
-        <w:t xml:space="preserve"> hosts and </w:t>
-      </w:r>
-      <w:proofErr w:type="spellStart"/>
-      <w:r>
-        <w:rPr>
-          <w:rStyle w:val="SourceText"/>
-        </w:rPr>
-        <w:t>ssh</w:t>
-      </w:r>
-      <w:proofErr w:type="spellEnd"/>
-      <w:r>
-        <w:t xml:space="preserve"> will forward the agent connection to those hosts. This means that you and the scripts </w:t>
-      </w:r>
-      <w:proofErr w:type="gramStart"/>
-      <w:r>
-        <w:t>you'll</w:t>
-      </w:r>
-      <w:proofErr w:type="gramEnd"/>
-      <w:r>
-        <w:t xml:space="preserve"> run can SSH into other </w:t>
-      </w:r>
-      <w:proofErr w:type="spellStart"/>
-      <w:r>
-        <w:t>CloudLab</w:t>
-      </w:r>
-      <w:proofErr w:type="spellEnd"/>
-      <w:r>
-        <w:t xml:space="preserve"> hosts without you needing to re-enter SSH key p</w:t>
-      </w:r>
-      <w:r>
-        <w:t>asswords.</w:t>
-      </w:r>
-    </w:p>
-    <w:p>
-      <w:r>
-        <w:tab/>
-      </w:r>
-    </w:p>
-    <w:p>
-      <w:pPr>
-        <w:rPr>
-          <w:b/>
-          <w:bCs/>
-        </w:rPr>
-      </w:pPr>
-      <w:r>
-        <w:rPr>
-          <w:noProof/>
-          <w:lang w:eastAsia="en-US" w:bidi="ar-SA"/>
+      <w:r>
+        <w:rPr/>
+        <w:t xml:space="preserve"> will forward the agent connection to those hosts. This means that you and the scripts you'll run can SSH into other CloudLab hosts without you needing to re-enter SSH key passwords.</w:t>
+      </w:r>
+    </w:p>
+    <w:p>
+      <w:pPr>
+        <w:pStyle w:val="Normal"/>
+        <w:rPr/>
+      </w:pPr>
+      <w:r>
+        <w:rPr/>
+        <w:tab/>
+      </w:r>
+    </w:p>
+    <w:p>
+      <w:pPr>
+        <w:pStyle w:val="Normal"/>
+        <w:rPr>
+          <w:b/>
+          <w:bCs/>
+        </w:rPr>
+      </w:pPr>
+      <w:r>
+        <w:rPr>
+          <w:b/>
+          <w:bCs/>
         </w:rPr>
         <w:drawing>
-          <wp:anchor distT="0" distB="0" distL="0" distR="0" simplePos="0" relativeHeight="251661824" behindDoc="0" locked="0" layoutInCell="0" allowOverlap="1">
+          <wp:anchor distT="0" distB="0" distL="0" distR="0" simplePos="0" relativeHeight="19" behindDoc="0" locked="0" layoutInCell="0" allowOverlap="1">
             <wp:simplePos x="0" y="0"/>
             <wp:positionH relativeFrom="column">
               <wp:posOffset>329565</wp:posOffset>
@@ -2079,7 +1661,7 @@
                     </pic:cNvPicPr>
                   </pic:nvPicPr>
                   <pic:blipFill>
-                    <a:blip r:embed="rId23"/>
+                    <a:blip r:embed="rId20"/>
                     <a:stretch>
                       <a:fillRect/>
                     </a:stretch>
@@ -2103,634 +1685,364 @@
     </w:p>
     <w:p>
       <w:pPr>
-        <w:rPr>
-          <w:b/>
-          <w:bCs/>
-        </w:rPr>
-      </w:pPr>
-    </w:p>
-    <w:p>
-      <w:pPr>
-        <w:rPr>
-          <w:b/>
-          <w:bCs/>
-        </w:rPr>
-      </w:pPr>
-    </w:p>
-    <w:p>
-      <w:pPr>
-        <w:rPr>
-          <w:b/>
-          <w:bCs/>
-        </w:rPr>
-      </w:pPr>
-    </w:p>
-    <w:p>
-      <w:pPr>
-        <w:rPr>
-          <w:b/>
-          <w:bCs/>
-        </w:rPr>
-      </w:pPr>
-    </w:p>
-    <w:p>
-      <w:pPr>
-        <w:rPr>
-          <w:b/>
-          <w:bCs/>
-        </w:rPr>
-      </w:pPr>
-    </w:p>
-    <w:p>
-      <w:pPr>
-        <w:rPr>
-          <w:b/>
-          <w:bCs/>
-        </w:rPr>
-      </w:pPr>
-    </w:p>
-    <w:p>
-      <w:pPr>
-        <w:rPr>
-          <w:b/>
-          <w:bCs/>
-        </w:rPr>
-      </w:pPr>
-    </w:p>
-    <w:p>
-      <w:pPr>
-        <w:rPr>
-          <w:b/>
-          <w:bCs/>
-        </w:rPr>
-      </w:pPr>
-    </w:p>
-    <w:p>
-      <w:pPr>
-        <w:rPr>
-          <w:b/>
-          <w:bCs/>
-        </w:rPr>
-      </w:pPr>
-    </w:p>
-    <w:p>
-      <w:pPr>
-        <w:rPr>
-          <w:b/>
-          <w:bCs/>
-        </w:rPr>
-      </w:pPr>
-    </w:p>
-    <w:p>
-      <w:pPr>
-        <w:rPr>
-          <w:b/>
-          <w:bCs/>
-        </w:rPr>
-      </w:pPr>
-    </w:p>
-    <w:p>
-      <w:pPr>
-        <w:rPr>
-          <w:b/>
-          <w:bCs/>
-        </w:rPr>
-      </w:pPr>
+        <w:pStyle w:val="Normal"/>
+        <w:rPr>
+          <w:b/>
+          <w:bCs/>
+        </w:rPr>
+      </w:pPr>
+      <w:r>
+        <w:rPr>
+          <w:b/>
+          <w:bCs/>
+        </w:rPr>
+      </w:r>
+    </w:p>
+    <w:p>
+      <w:pPr>
+        <w:pStyle w:val="Normal"/>
+        <w:rPr>
+          <w:b/>
+          <w:bCs/>
+        </w:rPr>
+      </w:pPr>
+      <w:r>
+        <w:rPr>
+          <w:b/>
+          <w:bCs/>
+        </w:rPr>
+      </w:r>
+    </w:p>
+    <w:p>
+      <w:pPr>
+        <w:pStyle w:val="Normal"/>
+        <w:rPr>
+          <w:b/>
+          <w:bCs/>
+        </w:rPr>
+      </w:pPr>
+      <w:r>
+        <w:rPr>
+          <w:b/>
+          <w:bCs/>
+        </w:rPr>
+      </w:r>
+    </w:p>
+    <w:p>
+      <w:pPr>
+        <w:pStyle w:val="Normal"/>
+        <w:rPr>
+          <w:b/>
+          <w:bCs/>
+        </w:rPr>
+      </w:pPr>
+      <w:r>
+        <w:rPr>
+          <w:b/>
+          <w:bCs/>
+        </w:rPr>
+      </w:r>
+    </w:p>
+    <w:p>
+      <w:pPr>
+        <w:pStyle w:val="Normal"/>
+        <w:rPr>
+          <w:b/>
+          <w:bCs/>
+        </w:rPr>
+      </w:pPr>
+      <w:r>
+        <w:rPr>
+          <w:b/>
+          <w:bCs/>
+        </w:rPr>
+      </w:r>
+    </w:p>
+    <w:p>
+      <w:pPr>
+        <w:pStyle w:val="Normal"/>
+        <w:rPr>
+          <w:b/>
+          <w:bCs/>
+        </w:rPr>
+      </w:pPr>
+      <w:r>
+        <w:rPr>
+          <w:b/>
+          <w:bCs/>
+        </w:rPr>
+      </w:r>
+    </w:p>
+    <w:p>
+      <w:pPr>
+        <w:pStyle w:val="Normal"/>
+        <w:rPr>
+          <w:b/>
+          <w:bCs/>
+        </w:rPr>
+      </w:pPr>
+      <w:r>
+        <w:rPr>
+          <w:b/>
+          <w:bCs/>
+        </w:rPr>
+      </w:r>
+    </w:p>
+    <w:p>
+      <w:pPr>
+        <w:pStyle w:val="Normal"/>
+        <w:rPr>
+          <w:b/>
+          <w:bCs/>
+        </w:rPr>
+      </w:pPr>
+      <w:r>
+        <w:rPr>
+          <w:b/>
+          <w:bCs/>
+        </w:rPr>
+      </w:r>
+    </w:p>
+    <w:p>
+      <w:pPr>
+        <w:pStyle w:val="Normal"/>
+        <w:rPr>
+          <w:b/>
+          <w:bCs/>
+        </w:rPr>
+      </w:pPr>
+      <w:r>
+        <w:rPr>
+          <w:b/>
+          <w:bCs/>
+        </w:rPr>
+      </w:r>
+    </w:p>
+    <w:p>
+      <w:pPr>
+        <w:pStyle w:val="Normal"/>
+        <w:rPr>
+          <w:b/>
+          <w:bCs/>
+        </w:rPr>
+      </w:pPr>
+      <w:r>
+        <w:rPr>
+          <w:b/>
+          <w:bCs/>
+        </w:rPr>
+      </w:r>
+    </w:p>
+    <w:p>
+      <w:pPr>
+        <w:pStyle w:val="Normal"/>
+        <w:rPr>
+          <w:b/>
+          <w:bCs/>
+        </w:rPr>
+      </w:pPr>
+      <w:r>
+        <w:rPr>
+          <w:b/>
+          <w:bCs/>
+        </w:rPr>
+      </w:r>
+    </w:p>
+    <w:p>
+      <w:pPr>
+        <w:pStyle w:val="Normal"/>
+        <w:rPr>
+          <w:b/>
+          <w:bCs/>
+        </w:rPr>
+      </w:pPr>
+      <w:r>
+        <w:rPr>
+          <w:b/>
+          <w:bCs/>
+        </w:rPr>
+      </w:r>
       <w:bookmarkStart w:id="2" w:name="_GoBack"/>
-    </w:p>
-    <w:bookmarkEnd w:id="2"/>
-    <w:p>
-      <w:pPr>
-        <w:rPr>
-          <w:b/>
-          <w:bCs/>
-        </w:rPr>
-      </w:pPr>
-    </w:p>
-    <w:p>
-      <w:pPr>
-        <w:rPr>
-          <w:b/>
-          <w:bCs/>
-        </w:rPr>
-      </w:pPr>
-    </w:p>
-    <w:p>
-      <w:pPr>
-        <w:rPr>
-          <w:b/>
-          <w:bCs/>
-        </w:rPr>
-      </w:pPr>
-    </w:p>
-    <w:p>
-      <w:pPr>
-        <w:rPr>
-          <w:b/>
-          <w:bCs/>
-        </w:rPr>
-      </w:pPr>
-    </w:p>
-    <w:p>
-      <w:pPr>
-        <w:rPr>
-          <w:b/>
-          <w:bCs/>
-        </w:rPr>
-      </w:pPr>
-    </w:p>
-    <w:p>
-      <w:pPr>
-        <w:rPr>
-          <w:b/>
-          <w:bCs/>
-        </w:rPr>
-      </w:pPr>
-    </w:p>
-    <w:p>
-      <w:pPr>
-        <w:rPr>
-          <w:b/>
-          <w:bCs/>
-        </w:rPr>
-      </w:pPr>
-    </w:p>
-    <w:p>
-      <w:pPr>
-        <w:rPr>
-          <w:b/>
-          <w:bCs/>
-        </w:rPr>
-      </w:pPr>
-    </w:p>
-    <w:p>
-      <w:pPr>
-        <w:rPr>
-          <w:b/>
-          <w:bCs/>
-        </w:rPr>
-      </w:pPr>
-    </w:p>
-    <w:p>
-      <w:pPr>
-        <w:rPr>
-          <w:b/>
-          <w:bCs/>
-        </w:rPr>
-      </w:pPr>
-    </w:p>
-    <w:p>
-      <w:pPr>
-        <w:rPr>
-          <w:b/>
-          <w:bCs/>
-        </w:rPr>
-      </w:pPr>
-      <w:proofErr w:type="gramStart"/>
-      <w:r>
-        <w:rPr>
-          <w:b/>
-          <w:bCs/>
-        </w:rPr>
-        <w:t>tasks</w:t>
-      </w:r>
-      <w:proofErr w:type="gramEnd"/>
-      <w:r>
-        <w:rPr>
-          <w:b/>
-          <w:bCs/>
-        </w:rPr>
-        <w:t>:</w:t>
-      </w:r>
-    </w:p>
-    <w:p>
-      <w:pPr>
-        <w:numPr>
-          <w:ilvl w:val="0"/>
-          <w:numId w:val="5"/>
-        </w:numPr>
-      </w:pPr>
-      <w:r>
-        <w:t xml:space="preserve">Now I  </w:t>
-      </w:r>
-      <w:r>
-        <w:t xml:space="preserve">need to add group member on </w:t>
-      </w:r>
-      <w:proofErr w:type="spellStart"/>
-      <w:r>
-        <w:t>cloudlab</w:t>
-      </w:r>
-      <w:proofErr w:type="spellEnd"/>
-    </w:p>
-    <w:p>
-      <w:pPr>
-        <w:numPr>
-          <w:ilvl w:val="0"/>
-          <w:numId w:val="5"/>
-        </w:numPr>
-      </w:pPr>
-      <w:proofErr w:type="spellStart"/>
-      <w:r>
-        <w:t>ssh</w:t>
-      </w:r>
-      <w:proofErr w:type="spellEnd"/>
-      <w:r>
-        <w:t>-add failed</w:t>
-      </w:r>
-    </w:p>
-    <w:p>
-      <w:pPr>
-        <w:numPr>
-          <w:ilvl w:val="0"/>
-          <w:numId w:val="5"/>
-        </w:numPr>
-      </w:pPr>
-      <w:r>
-        <w:t xml:space="preserve">connecting it to </w:t>
-      </w:r>
-      <w:proofErr w:type="spellStart"/>
-      <w:r>
-        <w:t>github</w:t>
-      </w:r>
-      <w:proofErr w:type="spellEnd"/>
-    </w:p>
-    <w:p>
-      <w:pPr>
-        <w:numPr>
-          <w:ilvl w:val="0"/>
-          <w:numId w:val="5"/>
-        </w:numPr>
-      </w:pPr>
-      <w:r>
-        <w:t xml:space="preserve">making documentation 1-page for submission </w:t>
-      </w:r>
-    </w:p>
-    <w:p/>
+      <w:bookmarkEnd w:id="2"/>
+    </w:p>
+    <w:p>
+      <w:pPr>
+        <w:pStyle w:val="Normal"/>
+        <w:rPr>
+          <w:b/>
+          <w:bCs/>
+        </w:rPr>
+      </w:pPr>
+      <w:r>
+        <w:rPr>
+          <w:b/>
+          <w:bCs/>
+        </w:rPr>
+      </w:r>
+    </w:p>
+    <w:p>
+      <w:pPr>
+        <w:pStyle w:val="Normal"/>
+        <w:rPr>
+          <w:b/>
+          <w:bCs/>
+        </w:rPr>
+      </w:pPr>
+      <w:r>
+        <w:rPr>
+          <w:b/>
+          <w:bCs/>
+        </w:rPr>
+      </w:r>
+    </w:p>
+    <w:p>
+      <w:pPr>
+        <w:pStyle w:val="Normal"/>
+        <w:rPr>
+          <w:b/>
+          <w:bCs/>
+        </w:rPr>
+      </w:pPr>
+      <w:r>
+        <w:rPr>
+          <w:b/>
+          <w:bCs/>
+        </w:rPr>
+      </w:r>
+    </w:p>
+    <w:p>
+      <w:pPr>
+        <w:pStyle w:val="Normal"/>
+        <w:rPr>
+          <w:b/>
+          <w:bCs/>
+        </w:rPr>
+      </w:pPr>
+      <w:r>
+        <w:rPr>
+          <w:b/>
+          <w:bCs/>
+        </w:rPr>
+      </w:r>
+    </w:p>
+    <w:p>
+      <w:pPr>
+        <w:pStyle w:val="Normal"/>
+        <w:rPr>
+          <w:b/>
+          <w:bCs/>
+        </w:rPr>
+      </w:pPr>
+      <w:r>
+        <w:rPr>
+          <w:b/>
+          <w:bCs/>
+        </w:rPr>
+      </w:r>
+    </w:p>
+    <w:p>
+      <w:pPr>
+        <w:pStyle w:val="Normal"/>
+        <w:rPr>
+          <w:b/>
+          <w:bCs/>
+        </w:rPr>
+      </w:pPr>
+      <w:r>
+        <w:rPr>
+          <w:b/>
+          <w:bCs/>
+        </w:rPr>
+      </w:r>
+    </w:p>
+    <w:p>
+      <w:pPr>
+        <w:pStyle w:val="Normal"/>
+        <w:rPr>
+          <w:b/>
+          <w:bCs/>
+        </w:rPr>
+      </w:pPr>
+      <w:r>
+        <w:rPr>
+          <w:b/>
+          <w:bCs/>
+        </w:rPr>
+      </w:r>
+    </w:p>
+    <w:p>
+      <w:pPr>
+        <w:pStyle w:val="Normal"/>
+        <w:rPr>
+          <w:b/>
+          <w:bCs/>
+        </w:rPr>
+      </w:pPr>
+      <w:r>
+        <w:rPr>
+          <w:b/>
+          <w:bCs/>
+        </w:rPr>
+      </w:r>
+    </w:p>
+    <w:p>
+      <w:pPr>
+        <w:pStyle w:val="Normal"/>
+        <w:rPr>
+          <w:b/>
+          <w:bCs/>
+        </w:rPr>
+      </w:pPr>
+      <w:r>
+        <w:rPr>
+          <w:b/>
+          <w:bCs/>
+        </w:rPr>
+      </w:r>
+    </w:p>
+    <w:p>
+      <w:pPr>
+        <w:pStyle w:val="Normal"/>
+        <w:rPr>
+          <w:b/>
+          <w:bCs/>
+        </w:rPr>
+      </w:pPr>
+      <w:r>
+        <w:rPr>
+          <w:b/>
+          <w:bCs/>
+        </w:rPr>
+      </w:r>
+    </w:p>
+    <w:p>
+      <w:pPr>
+        <w:pStyle w:val="Normal"/>
+        <w:rPr>
+          <w:b/>
+          <w:bCs/>
+        </w:rPr>
+      </w:pPr>
+      <w:r>
+        <w:rPr/>
+      </w:r>
+    </w:p>
     <w:sectPr>
+      <w:type w:val="nextPage"/>
       <w:pgSz w:w="12240" w:h="15840"/>
-      <w:pgMar w:top="1134" w:right="1134" w:bottom="1134" w:left="1134" w:header="0" w:footer="0" w:gutter="0"/>
-      <w:cols w:space="720"/>
-      <w:formProt w:val="0"/>
-      <w:docGrid w:linePitch="600" w:charSpace="32768"/>
+      <w:pgMar w:left="1134" w:right="1134" w:gutter="0" w:header="0" w:top="1134" w:footer="0" w:bottom="1134"/>
+      <w:pgNumType w:fmt="decimal"/>
+      <w:formProt w:val="false"/>
+      <w:textDirection w:val="lrTb"/>
+      <w:docGrid w:type="default" w:linePitch="600" w:charSpace="32768"/>
     </w:sectPr>
   </w:body>
 </w:document>
 </file>
 
 <file path=word/numbering.xml><?xml version="1.0" encoding="utf-8"?>
-<w:numbering xmlns:wpc="http://schemas.microsoft.com/office/word/2010/wordprocessingCanvas" xmlns:cx="http://schemas.microsoft.com/office/drawing/2014/chartex" xmlns:cx1="http://schemas.microsoft.com/office/drawing/2015/9/8/chartex" xmlns:mc="http://schemas.openxmlformats.org/markup-compatibility/2006" xmlns:o="urn:schemas-microsoft-com:office:office" xmlns:r="http://schemas.openxmlformats.org/officeDocument/2006/relationships" xmlns:m="http://schemas.openxmlformats.org/officeDocument/2006/math" xmlns:v="urn:schemas-microsoft-com:vml" xmlns:wp14="http://schemas.microsoft.com/office/word/2010/wordprocessingDrawing" xmlns:wp="http://schemas.openxmlformats.org/drawingml/2006/wordprocessingDrawing" xmlns:w10="urn:schemas-microsoft-com:office:word" xmlns:w="http://schemas.openxmlformats.org/wordprocessingml/2006/main" xmlns:w14="http://schemas.microsoft.com/office/word/2010/wordml" xmlns:w15="http://schemas.microsoft.com/office/word/2012/wordml" xmlns:w16se="http://schemas.microsoft.com/office/word/2015/wordml/symex" xmlns:wpg="http://schemas.microsoft.com/office/word/2010/wordprocessingGroup" xmlns:wpi="http://schemas.microsoft.com/office/word/2010/wordprocessingInk" xmlns:wne="http://schemas.microsoft.com/office/word/2006/wordml" xmlns:wps="http://schemas.microsoft.com/office/word/2010/wordprocessingShape" mc:Ignorable="w14 w15 w16se wp14">
-  <w:abstractNum w:abstractNumId="0" w15:restartNumberingAfterBreak="0">
-    <w:nsid w:val="14827536"/>
-    <w:multiLevelType w:val="multilevel"/>
-    <w:tmpl w:val="F3046B8C"/>
-    <w:lvl w:ilvl="0">
-      <w:start w:val="1"/>
-      <w:numFmt w:val="decimal"/>
-      <w:lvlText w:val="%1."/>
-      <w:lvlJc w:val="left"/>
-      <w:pPr>
-        <w:tabs>
-          <w:tab w:val="num" w:pos="709"/>
-        </w:tabs>
-        <w:ind w:left="709" w:hanging="283"/>
-      </w:pPr>
-    </w:lvl>
-    <w:lvl w:ilvl="1">
-      <w:start w:val="1"/>
-      <w:numFmt w:val="decimal"/>
-      <w:lvlText w:val="%2."/>
-      <w:lvlJc w:val="left"/>
-      <w:pPr>
-        <w:tabs>
-          <w:tab w:val="num" w:pos="1418"/>
-        </w:tabs>
-        <w:ind w:left="1418" w:hanging="283"/>
-      </w:pPr>
-    </w:lvl>
-    <w:lvl w:ilvl="2">
-      <w:start w:val="1"/>
-      <w:numFmt w:val="decimal"/>
-      <w:lvlText w:val="%3."/>
-      <w:lvlJc w:val="left"/>
-      <w:pPr>
-        <w:tabs>
-          <w:tab w:val="num" w:pos="2127"/>
-        </w:tabs>
-        <w:ind w:left="2127" w:hanging="283"/>
-      </w:pPr>
-    </w:lvl>
-    <w:lvl w:ilvl="3">
-      <w:start w:val="1"/>
-      <w:numFmt w:val="decimal"/>
-      <w:lvlText w:val="%4."/>
-      <w:lvlJc w:val="left"/>
-      <w:pPr>
-        <w:tabs>
-          <w:tab w:val="num" w:pos="2836"/>
-        </w:tabs>
-        <w:ind w:left="2836" w:hanging="283"/>
-      </w:pPr>
-    </w:lvl>
-    <w:lvl w:ilvl="4">
-      <w:start w:val="1"/>
-      <w:numFmt w:val="decimal"/>
-      <w:lvlText w:val="%5."/>
-      <w:lvlJc w:val="left"/>
-      <w:pPr>
-        <w:tabs>
-          <w:tab w:val="num" w:pos="3545"/>
-        </w:tabs>
-        <w:ind w:left="3545" w:hanging="283"/>
-      </w:pPr>
-    </w:lvl>
-    <w:lvl w:ilvl="5">
-      <w:start w:val="1"/>
-      <w:numFmt w:val="decimal"/>
-      <w:lvlText w:val="%6."/>
-      <w:lvlJc w:val="left"/>
-      <w:pPr>
-        <w:tabs>
-          <w:tab w:val="num" w:pos="4254"/>
-        </w:tabs>
-        <w:ind w:left="4254" w:hanging="283"/>
-      </w:pPr>
-    </w:lvl>
-    <w:lvl w:ilvl="6">
-      <w:start w:val="1"/>
-      <w:numFmt w:val="decimal"/>
-      <w:lvlText w:val="%7."/>
-      <w:lvlJc w:val="left"/>
-      <w:pPr>
-        <w:tabs>
-          <w:tab w:val="num" w:pos="4963"/>
-        </w:tabs>
-        <w:ind w:left="4963" w:hanging="283"/>
-      </w:pPr>
-    </w:lvl>
-    <w:lvl w:ilvl="7">
-      <w:start w:val="1"/>
-      <w:numFmt w:val="decimal"/>
-      <w:lvlText w:val="%8."/>
-      <w:lvlJc w:val="left"/>
-      <w:pPr>
-        <w:tabs>
-          <w:tab w:val="num" w:pos="5672"/>
-        </w:tabs>
-        <w:ind w:left="5672" w:hanging="283"/>
-      </w:pPr>
-    </w:lvl>
-    <w:lvl w:ilvl="8">
-      <w:start w:val="1"/>
-      <w:numFmt w:val="decimal"/>
-      <w:lvlText w:val="%9."/>
-      <w:lvlJc w:val="left"/>
-      <w:pPr>
-        <w:tabs>
-          <w:tab w:val="num" w:pos="6381"/>
-        </w:tabs>
-        <w:ind w:left="6381" w:hanging="283"/>
-      </w:pPr>
-    </w:lvl>
-  </w:abstractNum>
-  <w:abstractNum w:abstractNumId="1" w15:restartNumberingAfterBreak="0">
-    <w:nsid w:val="335C00E4"/>
-    <w:multiLevelType w:val="multilevel"/>
-    <w:tmpl w:val="D64245C0"/>
-    <w:lvl w:ilvl="0">
-      <w:start w:val="1"/>
-      <w:numFmt w:val="decimal"/>
-      <w:lvlText w:val="%1."/>
-      <w:lvlJc w:val="left"/>
-      <w:pPr>
-        <w:tabs>
-          <w:tab w:val="num" w:pos="720"/>
-        </w:tabs>
-        <w:ind w:left="720" w:hanging="360"/>
-      </w:pPr>
-    </w:lvl>
-    <w:lvl w:ilvl="1">
-      <w:start w:val="1"/>
-      <w:numFmt w:val="decimal"/>
-      <w:lvlText w:val="%2."/>
-      <w:lvlJc w:val="left"/>
-      <w:pPr>
-        <w:tabs>
-          <w:tab w:val="num" w:pos="1080"/>
-        </w:tabs>
-        <w:ind w:left="1080" w:hanging="360"/>
-      </w:pPr>
-    </w:lvl>
-    <w:lvl w:ilvl="2">
-      <w:start w:val="1"/>
-      <w:numFmt w:val="decimal"/>
-      <w:lvlText w:val="%3."/>
-      <w:lvlJc w:val="left"/>
-      <w:pPr>
-        <w:tabs>
-          <w:tab w:val="num" w:pos="1440"/>
-        </w:tabs>
-        <w:ind w:left="1440" w:hanging="360"/>
-      </w:pPr>
-    </w:lvl>
-    <w:lvl w:ilvl="3">
-      <w:start w:val="1"/>
-      <w:numFmt w:val="decimal"/>
-      <w:lvlText w:val="%4."/>
-      <w:lvlJc w:val="left"/>
-      <w:pPr>
-        <w:tabs>
-          <w:tab w:val="num" w:pos="1800"/>
-        </w:tabs>
-        <w:ind w:left="1800" w:hanging="360"/>
-      </w:pPr>
-    </w:lvl>
-    <w:lvl w:ilvl="4">
-      <w:start w:val="1"/>
-      <w:numFmt w:val="decimal"/>
-      <w:lvlText w:val="%5."/>
-      <w:lvlJc w:val="left"/>
-      <w:pPr>
-        <w:tabs>
-          <w:tab w:val="num" w:pos="2160"/>
-        </w:tabs>
-        <w:ind w:left="2160" w:hanging="360"/>
-      </w:pPr>
-    </w:lvl>
-    <w:lvl w:ilvl="5">
-      <w:start w:val="1"/>
-      <w:numFmt w:val="decimal"/>
-      <w:lvlText w:val="%6."/>
-      <w:lvlJc w:val="left"/>
-      <w:pPr>
-        <w:tabs>
-          <w:tab w:val="num" w:pos="2520"/>
-        </w:tabs>
-        <w:ind w:left="2520" w:hanging="360"/>
-      </w:pPr>
-    </w:lvl>
-    <w:lvl w:ilvl="6">
-      <w:start w:val="1"/>
-      <w:numFmt w:val="decimal"/>
-      <w:lvlText w:val="%7."/>
-      <w:lvlJc w:val="left"/>
-      <w:pPr>
-        <w:tabs>
-          <w:tab w:val="num" w:pos="2880"/>
-        </w:tabs>
-        <w:ind w:left="2880" w:hanging="360"/>
-      </w:pPr>
-    </w:lvl>
-    <w:lvl w:ilvl="7">
-      <w:start w:val="1"/>
-      <w:numFmt w:val="decimal"/>
-      <w:lvlText w:val="%8."/>
-      <w:lvlJc w:val="left"/>
-      <w:pPr>
-        <w:tabs>
-          <w:tab w:val="num" w:pos="3240"/>
-        </w:tabs>
-        <w:ind w:left="3240" w:hanging="360"/>
-      </w:pPr>
-    </w:lvl>
-    <w:lvl w:ilvl="8">
-      <w:start w:val="1"/>
-      <w:numFmt w:val="decimal"/>
-      <w:lvlText w:val="%9."/>
-      <w:lvlJc w:val="left"/>
-      <w:pPr>
-        <w:tabs>
-          <w:tab w:val="num" w:pos="3600"/>
-        </w:tabs>
-        <w:ind w:left="3600" w:hanging="360"/>
-      </w:pPr>
-    </w:lvl>
-  </w:abstractNum>
-  <w:abstractNum w:abstractNumId="2" w15:restartNumberingAfterBreak="0">
-    <w:nsid w:val="466021A7"/>
-    <w:multiLevelType w:val="multilevel"/>
-    <w:tmpl w:val="9916740A"/>
-    <w:lvl w:ilvl="0">
-      <w:start w:val="1"/>
-      <w:numFmt w:val="none"/>
-      <w:suff w:val="nothing"/>
-      <w:lvlText w:val="%1"/>
-      <w:lvlJc w:val="left"/>
-      <w:pPr>
-        <w:tabs>
-          <w:tab w:val="num" w:pos="0"/>
-        </w:tabs>
-        <w:ind w:left="0" w:firstLine="0"/>
-      </w:pPr>
-    </w:lvl>
-    <w:lvl w:ilvl="1">
-      <w:start w:val="1"/>
-      <w:numFmt w:val="none"/>
-      <w:suff w:val="nothing"/>
-      <w:lvlText w:val="%2"/>
-      <w:lvlJc w:val="left"/>
-      <w:pPr>
-        <w:tabs>
-          <w:tab w:val="num" w:pos="0"/>
-        </w:tabs>
-        <w:ind w:left="0" w:firstLine="0"/>
-      </w:pPr>
-    </w:lvl>
-    <w:lvl w:ilvl="2">
-      <w:start w:val="1"/>
-      <w:numFmt w:val="none"/>
-      <w:suff w:val="nothing"/>
-      <w:lvlText w:val="%3"/>
-      <w:lvlJc w:val="left"/>
-      <w:pPr>
-        <w:tabs>
-          <w:tab w:val="num" w:pos="0"/>
-        </w:tabs>
-        <w:ind w:left="0" w:firstLine="0"/>
-      </w:pPr>
-    </w:lvl>
-    <w:lvl w:ilvl="3">
-      <w:start w:val="1"/>
-      <w:numFmt w:val="none"/>
-      <w:suff w:val="nothing"/>
-      <w:lvlText w:val="%4"/>
-      <w:lvlJc w:val="left"/>
-      <w:pPr>
-        <w:tabs>
-          <w:tab w:val="num" w:pos="0"/>
-        </w:tabs>
-        <w:ind w:left="0" w:firstLine="0"/>
-      </w:pPr>
-    </w:lvl>
-    <w:lvl w:ilvl="4">
-      <w:start w:val="1"/>
-      <w:numFmt w:val="none"/>
-      <w:suff w:val="nothing"/>
-      <w:lvlText w:val="%5"/>
-      <w:lvlJc w:val="left"/>
-      <w:pPr>
-        <w:tabs>
-          <w:tab w:val="num" w:pos="0"/>
-        </w:tabs>
-        <w:ind w:left="0" w:firstLine="0"/>
-      </w:pPr>
-    </w:lvl>
-    <w:lvl w:ilvl="5">
-      <w:start w:val="1"/>
-      <w:numFmt w:val="none"/>
-      <w:suff w:val="nothing"/>
-      <w:lvlText w:val="%6"/>
-      <w:lvlJc w:val="left"/>
-      <w:pPr>
-        <w:tabs>
-          <w:tab w:val="num" w:pos="0"/>
-        </w:tabs>
-        <w:ind w:left="0" w:firstLine="0"/>
-      </w:pPr>
-    </w:lvl>
-    <w:lvl w:ilvl="6">
-      <w:start w:val="1"/>
-      <w:numFmt w:val="none"/>
-      <w:suff w:val="nothing"/>
-      <w:lvlText w:val="%7"/>
-      <w:lvlJc w:val="left"/>
-      <w:pPr>
-        <w:tabs>
-          <w:tab w:val="num" w:pos="0"/>
-        </w:tabs>
-        <w:ind w:left="0" w:firstLine="0"/>
-      </w:pPr>
-    </w:lvl>
-    <w:lvl w:ilvl="7">
-      <w:start w:val="1"/>
-      <w:numFmt w:val="none"/>
-      <w:suff w:val="nothing"/>
-      <w:lvlText w:val="%8"/>
-      <w:lvlJc w:val="left"/>
-      <w:pPr>
-        <w:tabs>
-          <w:tab w:val="num" w:pos="0"/>
-        </w:tabs>
-        <w:ind w:left="0" w:firstLine="0"/>
-      </w:pPr>
-    </w:lvl>
-    <w:lvl w:ilvl="8">
-      <w:start w:val="1"/>
-      <w:numFmt w:val="none"/>
-      <w:suff w:val="nothing"/>
-      <w:lvlText w:val="%9"/>
-      <w:lvlJc w:val="left"/>
-      <w:pPr>
-        <w:tabs>
-          <w:tab w:val="num" w:pos="0"/>
-        </w:tabs>
-        <w:ind w:left="0" w:firstLine="0"/>
-      </w:pPr>
-    </w:lvl>
-  </w:abstractNum>
-  <w:abstractNum w:abstractNumId="3" w15:restartNumberingAfterBreak="0">
-    <w:nsid w:val="7F1C2DEB"/>
-    <w:multiLevelType w:val="multilevel"/>
-    <w:tmpl w:val="9B0814C4"/>
+<w:numbering xmlns:w="http://schemas.openxmlformats.org/wordprocessingml/2006/main" xmlns:o="urn:schemas-microsoft-com:office:office" xmlns:r="http://schemas.openxmlformats.org/officeDocument/2006/relationships" xmlns:v="urn:schemas-microsoft-com:vml" xmlns:mc="http://schemas.openxmlformats.org/markup-compatibility/2006" xmlns:w14="http://schemas.microsoft.com/office/word/2010/wordml" mc:Ignorable="w14">
+  <w:abstractNum w:abstractNumId="1">
     <w:lvl w:ilvl="0">
       <w:start w:val="1"/>
       <w:numFmt w:val="bullet"/>
@@ -2867,10 +2179,7 @@
       </w:rPr>
     </w:lvl>
   </w:abstractNum>
-  <w:abstractNum w:abstractNumId="4" w15:restartNumberingAfterBreak="0">
-    <w:nsid w:val="7FE375F1"/>
-    <w:multiLevelType w:val="multilevel"/>
-    <w:tmpl w:val="FD82FC06"/>
+  <w:abstractNum w:abstractNumId="2">
     <w:lvl w:ilvl="0">
       <w:start w:val="1"/>
       <w:numFmt w:val="bullet"/>
@@ -3007,30 +2316,265 @@
       </w:rPr>
     </w:lvl>
   </w:abstractNum>
+  <w:abstractNum w:abstractNumId="3">
+    <w:lvl w:ilvl="0">
+      <w:start w:val="1"/>
+      <w:numFmt w:val="decimal"/>
+      <w:lvlText w:val="%1."/>
+      <w:lvlJc w:val="left"/>
+      <w:pPr>
+        <w:tabs>
+          <w:tab w:val="num" w:pos="709"/>
+        </w:tabs>
+        <w:ind w:left="709" w:hanging="283"/>
+      </w:pPr>
+      <w:rPr/>
+    </w:lvl>
+    <w:lvl w:ilvl="1">
+      <w:start w:val="1"/>
+      <w:numFmt w:val="decimal"/>
+      <w:lvlText w:val="%2."/>
+      <w:lvlJc w:val="left"/>
+      <w:pPr>
+        <w:tabs>
+          <w:tab w:val="num" w:pos="1418"/>
+        </w:tabs>
+        <w:ind w:left="1418" w:hanging="283"/>
+      </w:pPr>
+      <w:rPr/>
+    </w:lvl>
+    <w:lvl w:ilvl="2">
+      <w:start w:val="1"/>
+      <w:numFmt w:val="decimal"/>
+      <w:lvlText w:val="%3."/>
+      <w:lvlJc w:val="left"/>
+      <w:pPr>
+        <w:tabs>
+          <w:tab w:val="num" w:pos="2127"/>
+        </w:tabs>
+        <w:ind w:left="2127" w:hanging="283"/>
+      </w:pPr>
+      <w:rPr/>
+    </w:lvl>
+    <w:lvl w:ilvl="3">
+      <w:start w:val="1"/>
+      <w:numFmt w:val="decimal"/>
+      <w:lvlText w:val="%4."/>
+      <w:lvlJc w:val="left"/>
+      <w:pPr>
+        <w:tabs>
+          <w:tab w:val="num" w:pos="2836"/>
+        </w:tabs>
+        <w:ind w:left="2836" w:hanging="283"/>
+      </w:pPr>
+      <w:rPr/>
+    </w:lvl>
+    <w:lvl w:ilvl="4">
+      <w:start w:val="1"/>
+      <w:numFmt w:val="decimal"/>
+      <w:lvlText w:val="%5."/>
+      <w:lvlJc w:val="left"/>
+      <w:pPr>
+        <w:tabs>
+          <w:tab w:val="num" w:pos="3545"/>
+        </w:tabs>
+        <w:ind w:left="3545" w:hanging="283"/>
+      </w:pPr>
+      <w:rPr/>
+    </w:lvl>
+    <w:lvl w:ilvl="5">
+      <w:start w:val="1"/>
+      <w:numFmt w:val="decimal"/>
+      <w:lvlText w:val="%6."/>
+      <w:lvlJc w:val="left"/>
+      <w:pPr>
+        <w:tabs>
+          <w:tab w:val="num" w:pos="4254"/>
+        </w:tabs>
+        <w:ind w:left="4254" w:hanging="283"/>
+      </w:pPr>
+      <w:rPr/>
+    </w:lvl>
+    <w:lvl w:ilvl="6">
+      <w:start w:val="1"/>
+      <w:numFmt w:val="decimal"/>
+      <w:lvlText w:val="%7."/>
+      <w:lvlJc w:val="left"/>
+      <w:pPr>
+        <w:tabs>
+          <w:tab w:val="num" w:pos="4963"/>
+        </w:tabs>
+        <w:ind w:left="4963" w:hanging="283"/>
+      </w:pPr>
+      <w:rPr/>
+    </w:lvl>
+    <w:lvl w:ilvl="7">
+      <w:start w:val="1"/>
+      <w:numFmt w:val="decimal"/>
+      <w:lvlText w:val="%8."/>
+      <w:lvlJc w:val="left"/>
+      <w:pPr>
+        <w:tabs>
+          <w:tab w:val="num" w:pos="5672"/>
+        </w:tabs>
+        <w:ind w:left="5672" w:hanging="283"/>
+      </w:pPr>
+      <w:rPr/>
+    </w:lvl>
+    <w:lvl w:ilvl="8">
+      <w:start w:val="1"/>
+      <w:numFmt w:val="decimal"/>
+      <w:lvlText w:val="%9."/>
+      <w:lvlJc w:val="left"/>
+      <w:pPr>
+        <w:tabs>
+          <w:tab w:val="num" w:pos="6381"/>
+        </w:tabs>
+        <w:ind w:left="6381" w:hanging="283"/>
+      </w:pPr>
+      <w:rPr/>
+    </w:lvl>
+  </w:abstractNum>
+  <w:abstractNum w:abstractNumId="4">
+    <w:lvl w:ilvl="0">
+      <w:start w:val="1"/>
+      <w:numFmt w:val="none"/>
+      <w:suff w:val="nothing"/>
+      <w:lvlText w:val=""/>
+      <w:lvlJc w:val="left"/>
+      <w:pPr>
+        <w:tabs>
+          <w:tab w:val="num" w:pos="0"/>
+        </w:tabs>
+        <w:ind w:left="0" w:hanging="0"/>
+      </w:pPr>
+    </w:lvl>
+    <w:lvl w:ilvl="1">
+      <w:start w:val="1"/>
+      <w:numFmt w:val="none"/>
+      <w:suff w:val="nothing"/>
+      <w:lvlText w:val=""/>
+      <w:lvlJc w:val="left"/>
+      <w:pPr>
+        <w:tabs>
+          <w:tab w:val="num" w:pos="0"/>
+        </w:tabs>
+        <w:ind w:left="0" w:hanging="0"/>
+      </w:pPr>
+    </w:lvl>
+    <w:lvl w:ilvl="2">
+      <w:start w:val="1"/>
+      <w:numFmt w:val="none"/>
+      <w:suff w:val="nothing"/>
+      <w:lvlText w:val=""/>
+      <w:lvlJc w:val="left"/>
+      <w:pPr>
+        <w:tabs>
+          <w:tab w:val="num" w:pos="0"/>
+        </w:tabs>
+        <w:ind w:left="0" w:hanging="0"/>
+      </w:pPr>
+    </w:lvl>
+    <w:lvl w:ilvl="3">
+      <w:start w:val="1"/>
+      <w:numFmt w:val="none"/>
+      <w:suff w:val="nothing"/>
+      <w:lvlText w:val=""/>
+      <w:lvlJc w:val="left"/>
+      <w:pPr>
+        <w:tabs>
+          <w:tab w:val="num" w:pos="0"/>
+        </w:tabs>
+        <w:ind w:left="0" w:hanging="0"/>
+      </w:pPr>
+    </w:lvl>
+    <w:lvl w:ilvl="4">
+      <w:start w:val="1"/>
+      <w:numFmt w:val="none"/>
+      <w:suff w:val="nothing"/>
+      <w:lvlText w:val=""/>
+      <w:lvlJc w:val="left"/>
+      <w:pPr>
+        <w:tabs>
+          <w:tab w:val="num" w:pos="0"/>
+        </w:tabs>
+        <w:ind w:left="0" w:hanging="0"/>
+      </w:pPr>
+    </w:lvl>
+    <w:lvl w:ilvl="5">
+      <w:start w:val="1"/>
+      <w:numFmt w:val="none"/>
+      <w:suff w:val="nothing"/>
+      <w:lvlText w:val=""/>
+      <w:lvlJc w:val="left"/>
+      <w:pPr>
+        <w:tabs>
+          <w:tab w:val="num" w:pos="0"/>
+        </w:tabs>
+        <w:ind w:left="0" w:hanging="0"/>
+      </w:pPr>
+    </w:lvl>
+    <w:lvl w:ilvl="6">
+      <w:start w:val="1"/>
+      <w:numFmt w:val="none"/>
+      <w:suff w:val="nothing"/>
+      <w:lvlText w:val=""/>
+      <w:lvlJc w:val="left"/>
+      <w:pPr>
+        <w:tabs>
+          <w:tab w:val="num" w:pos="0"/>
+        </w:tabs>
+        <w:ind w:left="0" w:hanging="0"/>
+      </w:pPr>
+    </w:lvl>
+    <w:lvl w:ilvl="7">
+      <w:start w:val="1"/>
+      <w:numFmt w:val="none"/>
+      <w:suff w:val="nothing"/>
+      <w:lvlText w:val=""/>
+      <w:lvlJc w:val="left"/>
+      <w:pPr>
+        <w:tabs>
+          <w:tab w:val="num" w:pos="0"/>
+        </w:tabs>
+        <w:ind w:left="0" w:hanging="0"/>
+      </w:pPr>
+    </w:lvl>
+    <w:lvl w:ilvl="8">
+      <w:start w:val="1"/>
+      <w:numFmt w:val="none"/>
+      <w:suff w:val="nothing"/>
+      <w:lvlText w:val=""/>
+      <w:lvlJc w:val="left"/>
+      <w:pPr>
+        <w:tabs>
+          <w:tab w:val="num" w:pos="0"/>
+        </w:tabs>
+        <w:ind w:left="0" w:hanging="0"/>
+      </w:pPr>
+    </w:lvl>
+  </w:abstractNum>
   <w:num w:numId="1">
-    <w:abstractNumId w:val="2"/>
+    <w:abstractNumId w:val="1"/>
   </w:num>
   <w:num w:numId="2">
-    <w:abstractNumId w:val="4"/>
+    <w:abstractNumId w:val="2"/>
   </w:num>
   <w:num w:numId="3">
     <w:abstractNumId w:val="3"/>
   </w:num>
   <w:num w:numId="4">
-    <w:abstractNumId w:val="0"/>
-  </w:num>
-  <w:num w:numId="5">
-    <w:abstractNumId w:val="1"/>
+    <w:abstractNumId w:val="4"/>
   </w:num>
 </w:numbering>
 </file>
 
 <file path=word/styles.xml><?xml version="1.0" encoding="utf-8"?>
-<w:styles xmlns:mc="http://schemas.openxmlformats.org/markup-compatibility/2006" xmlns:r="http://schemas.openxmlformats.org/officeDocument/2006/relationships" xmlns:w="http://schemas.openxmlformats.org/wordprocessingml/2006/main" xmlns:w14="http://schemas.microsoft.com/office/word/2010/wordml" xmlns:w15="http://schemas.microsoft.com/office/word/2012/wordml" xmlns:w16se="http://schemas.microsoft.com/office/word/2015/wordml/symex" mc:Ignorable="w14 w15 w16se">
+<w:styles xmlns:w="http://schemas.openxmlformats.org/wordprocessingml/2006/main" xmlns:w14="http://schemas.microsoft.com/office/word/2010/wordml" xmlns:mc="http://schemas.openxmlformats.org/markup-compatibility/2006" mc:Ignorable="w14">
   <w:docDefaults>
     <w:rPrDefault>
       <w:rPr>
-        <w:rFonts w:ascii="Liberation Serif" w:eastAsia="Noto Sans" w:hAnsi="Liberation Serif" w:cs="FreeSans"/>
+        <w:rFonts w:ascii="Liberation Serif" w:hAnsi="Liberation Serif" w:eastAsia="Noto Sans" w:cs="FreeSans"/>
         <w:kern w:val="2"/>
         <w:sz w:val="24"/>
         <w:szCs w:val="24"/>
@@ -3039,21 +2583,21 @@
     </w:rPrDefault>
     <w:pPrDefault>
       <w:pPr>
-        <w:suppressAutoHyphens/>
+        <w:suppressAutoHyphens w:val="true"/>
       </w:pPr>
     </w:pPrDefault>
   </w:docDefaults>
   <w:latentStyles w:defLockedState="0" w:defUIPriority="99" w:defSemiHidden="0" w:defUnhideWhenUsed="0" w:defQFormat="0" w:count="371">
     <w:lsdException w:name="Normal" w:uiPriority="0" w:qFormat="1"/>
     <w:lsdException w:name="heading 1" w:uiPriority="9" w:qFormat="1"/>
-    <w:lsdException w:name="heading 2" w:semiHidden="1" w:uiPriority="9" w:unhideWhenUsed="1" w:qFormat="1"/>
-    <w:lsdException w:name="heading 3" w:semiHidden="1" w:uiPriority="9" w:unhideWhenUsed="1" w:qFormat="1"/>
-    <w:lsdException w:name="heading 4" w:semiHidden="1" w:uiPriority="9" w:unhideWhenUsed="1" w:qFormat="1"/>
-    <w:lsdException w:name="heading 5" w:semiHidden="1" w:uiPriority="9" w:unhideWhenUsed="1" w:qFormat="1"/>
-    <w:lsdException w:name="heading 6" w:semiHidden="1" w:uiPriority="9" w:unhideWhenUsed="1" w:qFormat="1"/>
-    <w:lsdException w:name="heading 7" w:semiHidden="1" w:uiPriority="9" w:unhideWhenUsed="1" w:qFormat="1"/>
-    <w:lsdException w:name="heading 8" w:semiHidden="1" w:uiPriority="9" w:unhideWhenUsed="1" w:qFormat="1"/>
-    <w:lsdException w:name="heading 9" w:semiHidden="1" w:uiPriority="9" w:unhideWhenUsed="1" w:qFormat="1"/>
+    <w:lsdException w:name="heading 2" w:uiPriority="9" w:semiHidden="1" w:unhideWhenUsed="1" w:qFormat="1"/>
+    <w:lsdException w:name="heading 3" w:uiPriority="9" w:semiHidden="1" w:unhideWhenUsed="1" w:qFormat="1"/>
+    <w:lsdException w:name="heading 4" w:uiPriority="9" w:semiHidden="1" w:unhideWhenUsed="1" w:qFormat="1"/>
+    <w:lsdException w:name="heading 5" w:uiPriority="9" w:semiHidden="1" w:unhideWhenUsed="1" w:qFormat="1"/>
+    <w:lsdException w:name="heading 6" w:uiPriority="9" w:semiHidden="1" w:unhideWhenUsed="1" w:qFormat="1"/>
+    <w:lsdException w:name="heading 7" w:uiPriority="9" w:semiHidden="1" w:unhideWhenUsed="1" w:qFormat="1"/>
+    <w:lsdException w:name="heading 8" w:uiPriority="9" w:semiHidden="1" w:unhideWhenUsed="1" w:qFormat="1"/>
+    <w:lsdException w:name="heading 9" w:uiPriority="9" w:semiHidden="1" w:unhideWhenUsed="1" w:qFormat="1"/>
     <w:lsdException w:name="index 1" w:semiHidden="1" w:unhideWhenUsed="1"/>
     <w:lsdException w:name="index 2" w:semiHidden="1" w:unhideWhenUsed="1"/>
     <w:lsdException w:name="index 3" w:semiHidden="1" w:unhideWhenUsed="1"/>
@@ -3063,22 +2607,22 @@
     <w:lsdException w:name="index 7" w:semiHidden="1" w:unhideWhenUsed="1"/>
     <w:lsdException w:name="index 8" w:semiHidden="1" w:unhideWhenUsed="1"/>
     <w:lsdException w:name="index 9" w:semiHidden="1" w:unhideWhenUsed="1"/>
-    <w:lsdException w:name="toc 1" w:semiHidden="1" w:uiPriority="39" w:unhideWhenUsed="1"/>
-    <w:lsdException w:name="toc 2" w:semiHidden="1" w:uiPriority="39" w:unhideWhenUsed="1"/>
-    <w:lsdException w:name="toc 3" w:semiHidden="1" w:uiPriority="39" w:unhideWhenUsed="1"/>
-    <w:lsdException w:name="toc 4" w:semiHidden="1" w:uiPriority="39" w:unhideWhenUsed="1"/>
-    <w:lsdException w:name="toc 5" w:semiHidden="1" w:uiPriority="39" w:unhideWhenUsed="1"/>
-    <w:lsdException w:name="toc 6" w:semiHidden="1" w:uiPriority="39" w:unhideWhenUsed="1"/>
-    <w:lsdException w:name="toc 7" w:semiHidden="1" w:uiPriority="39" w:unhideWhenUsed="1"/>
-    <w:lsdException w:name="toc 8" w:semiHidden="1" w:uiPriority="39" w:unhideWhenUsed="1"/>
-    <w:lsdException w:name="toc 9" w:semiHidden="1" w:uiPriority="39" w:unhideWhenUsed="1"/>
+    <w:lsdException w:name="toc 1" w:uiPriority="39" w:semiHidden="1" w:unhideWhenUsed="1"/>
+    <w:lsdException w:name="toc 2" w:uiPriority="39" w:semiHidden="1" w:unhideWhenUsed="1"/>
+    <w:lsdException w:name="toc 3" w:uiPriority="39" w:semiHidden="1" w:unhideWhenUsed="1"/>
+    <w:lsdException w:name="toc 4" w:uiPriority="39" w:semiHidden="1" w:unhideWhenUsed="1"/>
+    <w:lsdException w:name="toc 5" w:uiPriority="39" w:semiHidden="1" w:unhideWhenUsed="1"/>
+    <w:lsdException w:name="toc 6" w:uiPriority="39" w:semiHidden="1" w:unhideWhenUsed="1"/>
+    <w:lsdException w:name="toc 7" w:uiPriority="39" w:semiHidden="1" w:unhideWhenUsed="1"/>
+    <w:lsdException w:name="toc 8" w:uiPriority="39" w:semiHidden="1" w:unhideWhenUsed="1"/>
+    <w:lsdException w:name="toc 9" w:uiPriority="39" w:semiHidden="1" w:unhideWhenUsed="1"/>
     <w:lsdException w:name="Normal Indent" w:semiHidden="1" w:unhideWhenUsed="1"/>
     <w:lsdException w:name="footnote text" w:semiHidden="1" w:unhideWhenUsed="1"/>
     <w:lsdException w:name="annotation text" w:semiHidden="1" w:unhideWhenUsed="1"/>
     <w:lsdException w:name="header" w:semiHidden="1" w:unhideWhenUsed="1"/>
     <w:lsdException w:name="footer" w:semiHidden="1" w:unhideWhenUsed="1"/>
     <w:lsdException w:name="index heading" w:semiHidden="1" w:unhideWhenUsed="1"/>
-    <w:lsdException w:name="caption" w:semiHidden="1" w:uiPriority="35" w:unhideWhenUsed="1" w:qFormat="1"/>
+    <w:lsdException w:name="caption" w:uiPriority="35" w:semiHidden="1" w:unhideWhenUsed="1" w:qFormat="1"/>
     <w:lsdException w:name="table of figures" w:semiHidden="1" w:unhideWhenUsed="1"/>
     <w:lsdException w:name="envelope address" w:semiHidden="1" w:unhideWhenUsed="1"/>
     <w:lsdException w:name="envelope return" w:semiHidden="1" w:unhideWhenUsed="1"/>
@@ -3109,7 +2653,7 @@
     <w:lsdException w:name="Title" w:uiPriority="10" w:qFormat="1"/>
     <w:lsdException w:name="Closing" w:semiHidden="1" w:unhideWhenUsed="1"/>
     <w:lsdException w:name="Signature" w:semiHidden="1" w:unhideWhenUsed="1"/>
-    <w:lsdException w:name="Default Paragraph Font" w:semiHidden="1" w:uiPriority="1" w:unhideWhenUsed="1"/>
+    <w:lsdException w:name="Default Paragraph Font" w:uiPriority="1" w:semiHidden="1" w:unhideWhenUsed="1"/>
     <w:lsdException w:name="Body Text" w:semiHidden="1" w:unhideWhenUsed="1"/>
     <w:lsdException w:name="Body Text Indent" w:semiHidden="1" w:unhideWhenUsed="1"/>
     <w:lsdException w:name="List Continue" w:semiHidden="1" w:unhideWhenUsed="1"/>
@@ -3309,8 +2853,8 @@
     <w:lsdException w:name="Subtle Reference" w:uiPriority="31" w:qFormat="1"/>
     <w:lsdException w:name="Intense Reference" w:uiPriority="32" w:qFormat="1"/>
     <w:lsdException w:name="Book Title" w:uiPriority="33" w:qFormat="1"/>
-    <w:lsdException w:name="Bibliography" w:semiHidden="1" w:uiPriority="37" w:unhideWhenUsed="1"/>
-    <w:lsdException w:name="TOC Heading" w:semiHidden="1" w:uiPriority="39" w:unhideWhenUsed="1" w:qFormat="1"/>
+    <w:lsdException w:name="Bibliography" w:uiPriority="37" w:semiHidden="1" w:unhideWhenUsed="1"/>
+    <w:lsdException w:name="TOC Heading" w:uiPriority="39" w:semiHidden="1" w:unhideWhenUsed="1" w:qFormat="1"/>
     <w:lsdException w:name="Plain Table 1" w:uiPriority="41"/>
     <w:lsdException w:name="Plain Table 2" w:uiPriority="42"/>
     <w:lsdException w:name="Plain Table 3" w:uiPriority="43"/>
@@ -3416,9 +2960,24 @@
     <w:lsdException w:name="List Table 6 Colorful Accent 6" w:uiPriority="51"/>
     <w:lsdException w:name="List Table 7 Colorful Accent 6" w:uiPriority="52"/>
   </w:latentStyles>
-  <w:style w:type="paragraph" w:default="1" w:styleId="Normal">
+  <w:style w:type="paragraph" w:styleId="Normal" w:default="1">
     <w:name w:val="Normal"/>
     <w:qFormat/>
+    <w:pPr>
+      <w:widowControl/>
+      <w:suppressAutoHyphens w:val="true"/>
+      <w:bidi w:val="0"/>
+      <w:spacing w:before="0" w:after="0"/>
+      <w:jc w:val="left"/>
+    </w:pPr>
+    <w:rPr>
+      <w:rFonts w:ascii="Liberation Serif" w:hAnsi="Liberation Serif" w:eastAsia="Noto Sans" w:cs="FreeSans"/>
+      <w:color w:val="auto"/>
+      <w:kern w:val="2"/>
+      <w:sz w:val="24"/>
+      <w:szCs w:val="24"/>
+      <w:lang w:val="en-US" w:eastAsia="zh-CN" w:bidi="hi-IN"/>
+    </w:rPr>
   </w:style>
   <w:style w:type="paragraph" w:styleId="Heading2">
     <w:name w:val="heading 2"/>
@@ -3426,7 +2985,7 @@
     <w:next w:val="BodyText"/>
     <w:qFormat/>
     <w:pPr>
-      <w:spacing w:before="200"/>
+      <w:spacing w:before="200" w:after="120"/>
       <w:outlineLvl w:val="1"/>
     </w:pPr>
     <w:rPr>
@@ -3437,32 +2996,13 @@
       <w:szCs w:val="36"/>
     </w:rPr>
   </w:style>
-  <w:style w:type="character" w:default="1" w:styleId="DefaultParagraphFont">
+  <w:style w:type="character" w:styleId="DefaultParagraphFont" w:default="1">
     <w:name w:val="Default Paragraph Font"/>
     <w:uiPriority w:val="1"/>
     <w:semiHidden/>
     <w:unhideWhenUsed/>
-  </w:style>
-  <w:style w:type="table" w:default="1" w:styleId="TableNormal">
-    <w:name w:val="Normal Table"/>
-    <w:uiPriority w:val="99"/>
-    <w:semiHidden/>
-    <w:unhideWhenUsed/>
-    <w:tblPr>
-      <w:tblInd w:w="0" w:type="dxa"/>
-      <w:tblCellMar>
-        <w:top w:w="0" w:type="dxa"/>
-        <w:left w:w="108" w:type="dxa"/>
-        <w:bottom w:w="0" w:type="dxa"/>
-        <w:right w:w="108" w:type="dxa"/>
-      </w:tblCellMar>
-    </w:tblPr>
-  </w:style>
-  <w:style w:type="numbering" w:default="1" w:styleId="NoList">
-    <w:name w:val="No List"/>
-    <w:uiPriority w:val="99"/>
-    <w:semiHidden/>
-    <w:unhideWhenUsed/>
+    <w:qFormat/>
+    <w:rPr/>
   </w:style>
   <w:style w:type="character" w:styleId="Hyperlink">
     <w:name w:val="Hyperlink"/>
@@ -3471,18 +3011,18 @@
       <w:u w:val="single"/>
     </w:rPr>
   </w:style>
-  <w:style w:type="character" w:customStyle="1" w:styleId="Bullets">
-    <w:name w:val="Bullets"/>
+  <w:style w:type="character" w:styleId="Bulletsuser" w:customStyle="1">
+    <w:name w:val="Bullets (user)"/>
     <w:qFormat/>
     <w:rPr>
-      <w:rFonts w:ascii="OpenSymbol" w:eastAsia="OpenSymbol" w:hAnsi="OpenSymbol" w:cs="OpenSymbol"/>
+      <w:rFonts w:ascii="OpenSymbol" w:hAnsi="OpenSymbol" w:eastAsia="OpenSymbol" w:cs="OpenSymbol"/>
     </w:rPr>
   </w:style>
-  <w:style w:type="character" w:customStyle="1" w:styleId="SourceText">
+  <w:style w:type="character" w:styleId="SourceText" w:customStyle="1">
     <w:name w:val="Source Text"/>
     <w:qFormat/>
     <w:rPr>
-      <w:rFonts w:ascii="Liberation Mono" w:eastAsia="Liberation Mono" w:hAnsi="Liberation Mono" w:cs="Liberation Mono"/>
+      <w:rFonts w:ascii="Liberation Mono" w:hAnsi="Liberation Mono" w:eastAsia="Liberation Mono" w:cs="Liberation Mono"/>
     </w:rPr>
   </w:style>
   <w:style w:type="character" w:styleId="Strong">
@@ -3493,17 +3033,18 @@
       <w:bCs/>
     </w:rPr>
   </w:style>
-  <w:style w:type="character" w:customStyle="1" w:styleId="NumberingSymbols">
+  <w:style w:type="character" w:styleId="NumberingSymbols" w:customStyle="1">
     <w:name w:val="Numbering Symbols"/>
     <w:qFormat/>
+    <w:rPr/>
   </w:style>
-  <w:style w:type="paragraph" w:customStyle="1" w:styleId="Heading">
+  <w:style w:type="paragraph" w:styleId="Heading" w:customStyle="1">
     <w:name w:val="Heading"/>
     <w:basedOn w:val="Normal"/>
     <w:next w:val="BodyText"/>
     <w:qFormat/>
     <w:pPr>
-      <w:keepNext/>
+      <w:keepNext w:val="true"/>
       <w:spacing w:before="240" w:after="120"/>
     </w:pPr>
     <w:rPr>
@@ -3516,12 +3057,15 @@
     <w:name w:val="Body Text"/>
     <w:basedOn w:val="Normal"/>
     <w:pPr>
-      <w:spacing w:after="140" w:line="276" w:lineRule="auto"/>
+      <w:spacing w:lineRule="auto" w:line="276" w:before="0" w:after="140"/>
     </w:pPr>
+    <w:rPr/>
   </w:style>
   <w:style w:type="paragraph" w:styleId="List">
     <w:name w:val="List"/>
     <w:basedOn w:val="BodyText"/>
+    <w:pPr/>
+    <w:rPr/>
   </w:style>
   <w:style w:type="paragraph" w:styleId="Caption">
     <w:name w:val="caption"/>
@@ -3536,19 +3080,41 @@
       <w:iCs/>
     </w:rPr>
   </w:style>
-  <w:style w:type="paragraph" w:customStyle="1" w:styleId="Index">
+  <w:style w:type="paragraph" w:styleId="Index" w:customStyle="1">
     <w:name w:val="Index"/>
     <w:basedOn w:val="Normal"/>
     <w:qFormat/>
     <w:pPr>
       <w:suppressLineNumbers/>
     </w:pPr>
+    <w:rPr/>
+  </w:style>
+  <w:style w:type="numbering" w:styleId="NoList" w:default="1">
+    <w:name w:val="No List"/>
+    <w:uiPriority w:val="99"/>
+    <w:semiHidden/>
+    <w:unhideWhenUsed/>
+    <w:qFormat/>
+  </w:style>
+  <w:style w:type="table" w:default="1" w:styleId="TableNormal">
+    <w:name w:val="Normal Table"/>
+    <w:uiPriority w:val="99"/>
+    <w:semiHidden/>
+    <w:unhideWhenUsed/>
+    <w:tblPr>
+      <w:tblCellMar>
+        <w:top w:w="0" w:type="dxa"/>
+        <w:left w:w="108" w:type="dxa"/>
+        <w:bottom w:w="0" w:type="dxa"/>
+        <w:right w:w="108" w:type="dxa"/>
+      </w:tblCellMar>
+    </w:tblPr>
   </w:style>
 </w:styles>
 </file>
 
 <file path=word/theme/theme1.xml><?xml version="1.0" encoding="utf-8"?>
-<a:theme xmlns:a="http://schemas.openxmlformats.org/drawingml/2006/main" name="Office">
+<a:theme xmlns:a="http://schemas.openxmlformats.org/drawingml/2006/main" xmlns:r="http://schemas.openxmlformats.org/officeDocument/2006/relationships" name="Office">
   <a:themeElements>
     <a:clrScheme name="LibreOffice">
       <a:dk1>
@@ -3590,14 +3156,14 @@
     </a:clrScheme>
     <a:fontScheme name="Office">
       <a:majorFont>
-        <a:latin typeface="Arial"/>
-        <a:ea typeface="DejaVu Sans"/>
-        <a:cs typeface="DejaVu Sans"/>
+        <a:latin typeface="Arial" pitchFamily="0" charset="1"/>
+        <a:ea typeface="DejaVu Sans" pitchFamily="0" charset="1"/>
+        <a:cs typeface="DejaVu Sans" pitchFamily="0" charset="1"/>
       </a:majorFont>
       <a:minorFont>
-        <a:latin typeface="Arial"/>
-        <a:ea typeface="DejaVu Sans"/>
-        <a:cs typeface="DejaVu Sans"/>
+        <a:latin typeface="Arial" pitchFamily="0" charset="1"/>
+        <a:ea typeface="DejaVu Sans" pitchFamily="0" charset="1"/>
+        <a:cs typeface="DejaVu Sans" pitchFamily="0" charset="1"/>
       </a:minorFont>
     </a:fontScheme>
     <a:fmtScheme>
@@ -3650,7 +3216,5 @@
       </a:bgFillStyleLst>
     </a:fmtScheme>
   </a:themeElements>
-  <a:objectDefaults/>
-  <a:extraClrSchemeLst/>
 </a:theme>
 </file>